--- a/Saif_Hegazy_Resume (3).docx
+++ b/Saif_Hegazy_Resume (3).docx
@@ -1,22 +1,21 @@
 
 <file path=word/document.xml><?xml version="1.0" encoding="utf-8"?>
-<w:document xmlns:wpc="http://schemas.microsoft.com/office/word/2010/wordprocessingCanvas" xmlns:mc="http://schemas.openxmlformats.org/markup-compatibility/2006" xmlns:o="urn:schemas-microsoft-com:office:office" xmlns:r="http://schemas.openxmlformats.org/officeDocument/2006/relationships" xmlns:m="http://schemas.openxmlformats.org/officeDocument/2006/math" xmlns:v="urn:schemas-microsoft-com:vml" xmlns:wp14="http://schemas.microsoft.com/office/word/2010/wordprocessingDrawing" xmlns:wp="http://schemas.openxmlformats.org/drawingml/2006/wordprocessingDrawing" xmlns:w10="urn:schemas-microsoft-com:office:word" xmlns:w="http://schemas.openxmlformats.org/wordprocessingml/2006/main" xmlns:w14="http://schemas.microsoft.com/office/word/2010/wordml" xmlns:w15="http://schemas.microsoft.com/office/word/2012/wordml" xmlns:wpg="http://schemas.microsoft.com/office/word/2010/wordprocessingGroup" xmlns:wpi="http://schemas.microsoft.com/office/word/2010/wordprocessingInk" xmlns:wne="http://schemas.microsoft.com/office/word/2006/wordml" xmlns:wps="http://schemas.microsoft.com/office/word/2010/wordprocessingShape" xmlns:cx="http://schemas.microsoft.com/office/drawing/2014/chartex" xmlns:cx1="http://schemas.microsoft.com/office/drawing/2015/9/8/chartex" xmlns:cx2="http://schemas.microsoft.com/office/drawing/2015/10/21/chartex" xmlns:cx3="http://schemas.microsoft.com/office/drawing/2016/5/9/chartex" xmlns:cx4="http://schemas.microsoft.com/office/drawing/2016/5/10/chartex" xmlns:cx5="http://schemas.microsoft.com/office/drawing/2016/5/11/chartex" xmlns:cx6="http://schemas.microsoft.com/office/drawing/2016/5/12/chartex" xmlns:cx7="http://schemas.microsoft.com/office/drawing/2016/5/13/chartex" xmlns:cx8="http://schemas.microsoft.com/office/drawing/2016/5/14/chartex" xmlns:aink="http://schemas.microsoft.com/office/drawing/2016/ink" xmlns:am3d="http://schemas.microsoft.com/office/drawing/2017/model3d" xmlns:w16cex="http://schemas.microsoft.com/office/word/2018/wordml/cex" xmlns:w16cid="http://schemas.microsoft.com/office/word/2016/wordml/cid" xmlns:w16="http://schemas.microsoft.com/office/word/2018/wordml" xmlns:w16sdtdh="http://schemas.microsoft.com/office/word/2020/wordml/sdtdatahash" xmlns:w16se="http://schemas.microsoft.com/office/word/2015/wordml/symex" mc:Ignorable="w14 w15 wp14">
+<w:document xmlns:wpc="http://schemas.microsoft.com/office/word/2010/wordprocessingCanvas" xmlns:cx="http://schemas.microsoft.com/office/drawing/2014/chartex" xmlns:cx1="http://schemas.microsoft.com/office/drawing/2015/9/8/chartex" xmlns:cx2="http://schemas.microsoft.com/office/drawing/2015/10/21/chartex" xmlns:cx3="http://schemas.microsoft.com/office/drawing/2016/5/9/chartex" xmlns:cx4="http://schemas.microsoft.com/office/drawing/2016/5/10/chartex" xmlns:cx5="http://schemas.microsoft.com/office/drawing/2016/5/11/chartex" xmlns:cx6="http://schemas.microsoft.com/office/drawing/2016/5/12/chartex" xmlns:cx7="http://schemas.microsoft.com/office/drawing/2016/5/13/chartex" xmlns:cx8="http://schemas.microsoft.com/office/drawing/2016/5/14/chartex" xmlns:mc="http://schemas.openxmlformats.org/markup-compatibility/2006" xmlns:aink="http://schemas.microsoft.com/office/drawing/2016/ink" xmlns:am3d="http://schemas.microsoft.com/office/drawing/2017/model3d" xmlns:o="urn:schemas-microsoft-com:office:office" xmlns:oel="http://schemas.microsoft.com/office/2019/extlst" xmlns:r="http://schemas.openxmlformats.org/officeDocument/2006/relationships" xmlns:m="http://schemas.openxmlformats.org/officeDocument/2006/math" xmlns:v="urn:schemas-microsoft-com:vml" xmlns:wp14="http://schemas.microsoft.com/office/word/2010/wordprocessingDrawing" xmlns:wp="http://schemas.openxmlformats.org/drawingml/2006/wordprocessingDrawing" xmlns:w10="urn:schemas-microsoft-com:office:word" xmlns:w="http://schemas.openxmlformats.org/wordprocessingml/2006/main" xmlns:w14="http://schemas.microsoft.com/office/word/2010/wordml" xmlns:w15="http://schemas.microsoft.com/office/word/2012/wordml" xmlns:w16cei="http://schemas.microsoft.com/office/word/2026/wordml/cei" xmlns:w16cex="http://schemas.microsoft.com/office/word/2018/wordml/cex" xmlns:w16cid="http://schemas.microsoft.com/office/word/2016/wordml/cid" xmlns:w16="http://schemas.microsoft.com/office/word/2018/wordml" xmlns:w16du="http://schemas.microsoft.com/office/word/2023/wordml/word16du" xmlns:w16sdtdh="http://schemas.microsoft.com/office/word/2020/wordml/sdtdatahash" xmlns:w16sdtfl="http://schemas.microsoft.com/office/word/2024/wordml/sdtformatlock" xmlns:w16se="http://schemas.microsoft.com/office/word/2015/wordml/symex" xmlns:wpg="http://schemas.microsoft.com/office/word/2010/wordprocessingGroup" xmlns:wpi="http://schemas.microsoft.com/office/word/2010/wordprocessingInk" xmlns:wne="http://schemas.microsoft.com/office/word/2006/wordml" xmlns:wps="http://schemas.microsoft.com/office/word/2010/wordprocessingShape" mc:Ignorable="w14 w15 w16se w16cid w16 w16cex w16sdtdh w16sdtfl w16du wp14">
   <w:body>
     <w:p>
       <w:pPr>
         <w:spacing w:after="60"/>
-        <w:jc w:val="left"/>
-      </w:pPr>
-      <w:r>
-        <w:rPr>
-          <w:rFonts w:ascii="Calibri" w:cs="Calibri" w:eastAsia="Calibri" w:hAnsi="Calibri"/>
+      </w:pPr>
+      <w:r>
+        <w:rPr>
+          <w:rFonts w:ascii="Calibri" w:eastAsia="Calibri" w:hAnsi="Calibri" w:cs="Calibri"/>
           <w:b/>
           <w:bCs/>
           <w:color w:val="1A1A1A"/>
           <w:sz w:val="32"/>
           <w:szCs w:val="32"/>
         </w:rPr>
-        <w:t xml:space="preserve">SAIF MAMDOUH HASSAN MUSTAFA HEGAZY</w:t>
+        <w:t>SAIF MAMDOUH HASSAN MUSTAFA HEGAZY</w:t>
       </w:r>
     </w:p>
     <w:p>
@@ -25,31 +24,31 @@
       </w:pPr>
       <w:r>
         <w:rPr>
-          <w:rFonts w:ascii="Calibri" w:cs="Calibri" w:eastAsia="Calibri" w:hAnsi="Calibri"/>
+          <w:rFonts w:ascii="Calibri" w:eastAsia="Calibri" w:hAnsi="Calibri" w:cs="Calibri"/>
           <w:color w:val="555555"/>
           <w:sz w:val="19"/>
           <w:szCs w:val="19"/>
         </w:rPr>
-        <w:t xml:space="preserve">Alexandria, Egypt  |  +20 100 683 9211  |  saifhegazybusiness@gmail.com  |  linkedin.com/in/saif-hegazy1  |  github.com/SaifHegazy1</w:t>
+        <w:t>Alexandria, Egypt  |  +20 100 683 9211  |  saifhegazybusiness@gmail.com  |  linkedin.com/in/saif-hegazy1  |  github.com/SaifHegazy1</w:t>
       </w:r>
     </w:p>
     <w:p>
       <w:pPr>
         <w:pBdr>
-          <w:bottom w:val="single" w:color="1A1A1A" w:sz="6" w:space="4"/>
+          <w:bottom w:val="single" w:sz="6" w:space="4" w:color="1A1A1A"/>
         </w:pBdr>
-        <w:spacing w:after="100" w:before="240"/>
-      </w:pPr>
-      <w:r>
-        <w:rPr>
-          <w:rFonts w:ascii="Calibri" w:cs="Calibri" w:eastAsia="Calibri" w:hAnsi="Calibri"/>
+        <w:spacing w:before="240" w:after="100"/>
+      </w:pPr>
+      <w:r>
+        <w:rPr>
+          <w:rFonts w:ascii="Calibri" w:eastAsia="Calibri" w:hAnsi="Calibri" w:cs="Calibri"/>
           <w:b/>
           <w:bCs/>
           <w:color w:val="1A1A1A"/>
           <w:sz w:val="22"/>
           <w:szCs w:val="22"/>
         </w:rPr>
-        <w:t xml:space="preserve">SUMMARY</w:t>
+        <w:t>SUMMARY</w:t>
       </w:r>
     </w:p>
     <w:p>
@@ -58,30 +57,30 @@
       </w:pPr>
       <w:r>
         <w:rPr>
-          <w:rFonts w:ascii="Calibri" w:cs="Calibri" w:eastAsia="Calibri" w:hAnsi="Calibri"/>
-          <w:sz w:val="21"/>
-          <w:szCs w:val="21"/>
-        </w:rPr>
-        <w:t xml:space="preserve">Motivated undergraduate Data Science student with a strong foundation in data analysis, machine learning, and data visualization. Experienced in building end-to-end analytics and predictive modeling projects using Python, SQL, and Power BI. Eager to apply skills gained through academic coursework, ITI frontend training, and DEPI data analysis training to contribute to meaningful, data-driven projects.</w:t>
+          <w:rFonts w:ascii="Calibri" w:eastAsia="Calibri" w:hAnsi="Calibri" w:cs="Calibri"/>
+          <w:sz w:val="21"/>
+          <w:szCs w:val="21"/>
+        </w:rPr>
+        <w:t>Motivated undergraduate Data Science student with a strong foundation in data analysis, machine learning, and data visualization. Experienced in building end-to-end analytics and predictive modeling projects using Python, SQL, and Power BI. Eager to apply skills gained through academic coursework, ITI frontend training, and DEPI data analysis training to contribute to meaningful, data-driven projects.</w:t>
       </w:r>
     </w:p>
     <w:p>
       <w:pPr>
         <w:pBdr>
-          <w:bottom w:val="single" w:color="1A1A1A" w:sz="6" w:space="4"/>
+          <w:bottom w:val="single" w:sz="6" w:space="4" w:color="1A1A1A"/>
         </w:pBdr>
-        <w:spacing w:after="100" w:before="240"/>
-      </w:pPr>
-      <w:r>
-        <w:rPr>
-          <w:rFonts w:ascii="Calibri" w:cs="Calibri" w:eastAsia="Calibri" w:hAnsi="Calibri"/>
+        <w:spacing w:before="240" w:after="100"/>
+      </w:pPr>
+      <w:r>
+        <w:rPr>
+          <w:rFonts w:ascii="Calibri" w:eastAsia="Calibri" w:hAnsi="Calibri" w:cs="Calibri"/>
           <w:b/>
           <w:bCs/>
           <w:color w:val="1A1A1A"/>
           <w:sz w:val="22"/>
           <w:szCs w:val="22"/>
         </w:rPr>
-        <w:t xml:space="preserve">EDUCATION</w:t>
+        <w:t>EDUCATION</w:t>
       </w:r>
     </w:p>
     <w:p>
@@ -89,26 +88,25 @@
         <w:tabs>
           <w:tab w:val="right" w:pos="9350"/>
         </w:tabs>
-        <w:spacing w:after="10" w:before="60"/>
-      </w:pPr>
-      <w:r>
-        <w:rPr>
-          <w:rFonts w:ascii="Calibri" w:cs="Calibri" w:eastAsia="Calibri" w:hAnsi="Calibri"/>
-          <w:b/>
-          <w:bCs/>
-          <w:sz w:val="21"/>
-          <w:szCs w:val="21"/>
-        </w:rPr>
-        <w:t xml:space="preserve">Alexandria University — Faculty of Computers and Data Science</w:t>
-      </w:r>
-      <w:r>
-        <w:rPr>
-          <w:rFonts w:ascii="Calibri" w:cs="Calibri" w:eastAsia="Calibri" w:hAnsi="Calibri"/>
+        <w:spacing w:before="60" w:after="10"/>
+      </w:pPr>
+      <w:r>
+        <w:rPr>
+          <w:rFonts w:ascii="Calibri" w:eastAsia="Calibri" w:hAnsi="Calibri" w:cs="Calibri"/>
+          <w:b/>
+          <w:bCs/>
+          <w:sz w:val="21"/>
+          <w:szCs w:val="21"/>
+        </w:rPr>
+        <w:t>Alexandria University — Faculty of Computers and Data Science</w:t>
+      </w:r>
+      <w:r>
+        <w:rPr>
+          <w:rFonts w:ascii="Calibri" w:eastAsia="Calibri" w:hAnsi="Calibri" w:cs="Calibri"/>
           <w:color w:val="555555"/>
-          <w:sz w:val="20"/>
-          <w:szCs w:val="20"/>
-        </w:rPr>
-        <w:t xml:space="preserve">	Oct 2023 – Present</w:t>
+        </w:rPr>
+        <w:tab/>
+        <w:t>Oct 2023 – Present</w:t>
       </w:r>
     </w:p>
     <w:p>
@@ -117,39 +115,37 @@
       </w:pPr>
       <w:r>
         <w:rPr>
-          <w:rFonts w:ascii="Calibri" w:cs="Calibri" w:eastAsia="Calibri" w:hAnsi="Calibri"/>
-          <w:sz w:val="20"/>
-          <w:szCs w:val="20"/>
-        </w:rPr>
-        <w:t xml:space="preserve">BSc in Data Science (Undergraduate), CGPA: 3.77 | Expected Graduation: 2027</w:t>
+          <w:rFonts w:ascii="Calibri" w:eastAsia="Calibri" w:hAnsi="Calibri" w:cs="Calibri"/>
+        </w:rPr>
+        <w:t>BSc in Data Science (Undergraduate), CGPA: 3.77 | Expected Graduation: 2027</w:t>
       </w:r>
     </w:p>
     <w:p>
       <w:pPr>
         <w:pBdr>
-          <w:bottom w:val="single" w:color="1A1A1A" w:sz="6" w:space="4"/>
+          <w:bottom w:val="single" w:sz="6" w:space="4" w:color="1A1A1A"/>
         </w:pBdr>
-        <w:spacing w:after="100" w:before="240"/>
-      </w:pPr>
-      <w:r>
-        <w:rPr>
-          <w:rFonts w:ascii="Calibri" w:cs="Calibri" w:eastAsia="Calibri" w:hAnsi="Calibri"/>
+        <w:spacing w:before="240" w:after="100"/>
+      </w:pPr>
+      <w:r>
+        <w:rPr>
+          <w:rFonts w:ascii="Calibri" w:eastAsia="Calibri" w:hAnsi="Calibri" w:cs="Calibri"/>
           <w:b/>
           <w:bCs/>
           <w:color w:val="1A1A1A"/>
           <w:sz w:val="22"/>
           <w:szCs w:val="22"/>
         </w:rPr>
-        <w:t xml:space="preserve">SKILLS</w:t>
-      </w:r>
-    </w:p>
-    <w:p>
-      <w:pPr>
-        <w:spacing w:after="40"/>
-      </w:pPr>
-      <w:r>
-        <w:rPr>
-          <w:rFonts w:ascii="Calibri" w:cs="Calibri" w:eastAsia="Calibri" w:hAnsi="Calibri"/>
+        <w:t>SKILLS</w:t>
+      </w:r>
+    </w:p>
+    <w:p>
+      <w:pPr>
+        <w:spacing w:after="40"/>
+      </w:pPr>
+      <w:r>
+        <w:rPr>
+          <w:rFonts w:ascii="Calibri" w:eastAsia="Calibri" w:hAnsi="Calibri" w:cs="Calibri"/>
           <w:b/>
           <w:bCs/>
           <w:sz w:val="21"/>
@@ -159,20 +155,20 @@
       </w:r>
       <w:r>
         <w:rPr>
-          <w:rFonts w:ascii="Calibri" w:cs="Calibri" w:eastAsia="Calibri" w:hAnsi="Calibri"/>
-          <w:sz w:val="21"/>
-          <w:szCs w:val="21"/>
-        </w:rPr>
-        <w:t xml:space="preserve">Python (Pandas, NumPy, Scikit-learn), R</w:t>
-      </w:r>
-    </w:p>
-    <w:p>
-      <w:pPr>
-        <w:spacing w:after="40"/>
-      </w:pPr>
-      <w:r>
-        <w:rPr>
-          <w:rFonts w:ascii="Calibri" w:cs="Calibri" w:eastAsia="Calibri" w:hAnsi="Calibri"/>
+          <w:rFonts w:ascii="Calibri" w:eastAsia="Calibri" w:hAnsi="Calibri" w:cs="Calibri"/>
+          <w:sz w:val="21"/>
+          <w:szCs w:val="21"/>
+        </w:rPr>
+        <w:t>Python (Pandas, NumPy, Scikit-learn), R</w:t>
+      </w:r>
+    </w:p>
+    <w:p>
+      <w:pPr>
+        <w:spacing w:after="40"/>
+      </w:pPr>
+      <w:r>
+        <w:rPr>
+          <w:rFonts w:ascii="Calibri" w:eastAsia="Calibri" w:hAnsi="Calibri" w:cs="Calibri"/>
           <w:b/>
           <w:bCs/>
           <w:sz w:val="21"/>
@@ -182,20 +178,20 @@
       </w:r>
       <w:r>
         <w:rPr>
-          <w:rFonts w:ascii="Calibri" w:cs="Calibri" w:eastAsia="Calibri" w:hAnsi="Calibri"/>
-          <w:sz w:val="21"/>
-          <w:szCs w:val="21"/>
-        </w:rPr>
-        <w:t xml:space="preserve">SQL, MySQL</w:t>
-      </w:r>
-    </w:p>
-    <w:p>
-      <w:pPr>
-        <w:spacing w:after="40"/>
-      </w:pPr>
-      <w:r>
-        <w:rPr>
-          <w:rFonts w:ascii="Calibri" w:cs="Calibri" w:eastAsia="Calibri" w:hAnsi="Calibri"/>
+          <w:rFonts w:ascii="Calibri" w:eastAsia="Calibri" w:hAnsi="Calibri" w:cs="Calibri"/>
+          <w:sz w:val="21"/>
+          <w:szCs w:val="21"/>
+        </w:rPr>
+        <w:t>SQL, MySQL</w:t>
+      </w:r>
+    </w:p>
+    <w:p>
+      <w:pPr>
+        <w:spacing w:after="40"/>
+      </w:pPr>
+      <w:r>
+        <w:rPr>
+          <w:rFonts w:ascii="Calibri" w:eastAsia="Calibri" w:hAnsi="Calibri" w:cs="Calibri"/>
           <w:b/>
           <w:bCs/>
           <w:sz w:val="21"/>
@@ -205,20 +201,20 @@
       </w:r>
       <w:r>
         <w:rPr>
-          <w:rFonts w:ascii="Calibri" w:cs="Calibri" w:eastAsia="Calibri" w:hAnsi="Calibri"/>
-          <w:sz w:val="21"/>
-          <w:szCs w:val="21"/>
-        </w:rPr>
-        <w:t xml:space="preserve">Excel, Power BI, Power Query, Tableau</w:t>
-      </w:r>
-    </w:p>
-    <w:p>
-      <w:pPr>
-        <w:spacing w:after="40"/>
-      </w:pPr>
-      <w:r>
-        <w:rPr>
-          <w:rFonts w:ascii="Calibri" w:cs="Calibri" w:eastAsia="Calibri" w:hAnsi="Calibri"/>
+          <w:rFonts w:ascii="Calibri" w:eastAsia="Calibri" w:hAnsi="Calibri" w:cs="Calibri"/>
+          <w:sz w:val="21"/>
+          <w:szCs w:val="21"/>
+        </w:rPr>
+        <w:t>Excel, Power BI, Power Query, Tableau</w:t>
+      </w:r>
+    </w:p>
+    <w:p>
+      <w:pPr>
+        <w:spacing w:after="40"/>
+      </w:pPr>
+      <w:r>
+        <w:rPr>
+          <w:rFonts w:ascii="Calibri" w:eastAsia="Calibri" w:hAnsi="Calibri" w:cs="Calibri"/>
           <w:b/>
           <w:bCs/>
           <w:sz w:val="21"/>
@@ -228,20 +224,20 @@
       </w:r>
       <w:r>
         <w:rPr>
-          <w:rFonts w:ascii="Calibri" w:cs="Calibri" w:eastAsia="Calibri" w:hAnsi="Calibri"/>
-          <w:sz w:val="21"/>
-          <w:szCs w:val="21"/>
-        </w:rPr>
-        <w:t xml:space="preserve">A/B Testing, Regression Analysis, Predictive Modeling, Model Evaluation</w:t>
-      </w:r>
-    </w:p>
-    <w:p>
-      <w:pPr>
-        <w:spacing w:after="40"/>
-      </w:pPr>
-      <w:r>
-        <w:rPr>
-          <w:rFonts w:ascii="Calibri" w:cs="Calibri" w:eastAsia="Calibri" w:hAnsi="Calibri"/>
+          <w:rFonts w:ascii="Calibri" w:eastAsia="Calibri" w:hAnsi="Calibri" w:cs="Calibri"/>
+          <w:sz w:val="21"/>
+          <w:szCs w:val="21"/>
+        </w:rPr>
+        <w:t>A/B Testing, Regression Analysis, Predictive Modeling, Model Evaluation</w:t>
+      </w:r>
+    </w:p>
+    <w:p>
+      <w:pPr>
+        <w:spacing w:after="40"/>
+      </w:pPr>
+      <w:r>
+        <w:rPr>
+          <w:rFonts w:ascii="Calibri" w:eastAsia="Calibri" w:hAnsi="Calibri" w:cs="Calibri"/>
           <w:b/>
           <w:bCs/>
           <w:sz w:val="21"/>
@@ -251,20 +247,20 @@
       </w:r>
       <w:r>
         <w:rPr>
-          <w:rFonts w:ascii="Calibri" w:cs="Calibri" w:eastAsia="Calibri" w:hAnsi="Calibri"/>
-          <w:sz w:val="21"/>
-          <w:szCs w:val="21"/>
-        </w:rPr>
-        <w:t xml:space="preserve">Data Warehousing, ETL, Data Dictionaries</w:t>
-      </w:r>
-    </w:p>
-    <w:p>
-      <w:pPr>
-        <w:spacing w:after="40"/>
-      </w:pPr>
-      <w:r>
-        <w:rPr>
-          <w:rFonts w:ascii="Calibri" w:cs="Calibri" w:eastAsia="Calibri" w:hAnsi="Calibri"/>
+          <w:rFonts w:ascii="Calibri" w:eastAsia="Calibri" w:hAnsi="Calibri" w:cs="Calibri"/>
+          <w:sz w:val="21"/>
+          <w:szCs w:val="21"/>
+        </w:rPr>
+        <w:t>Data Warehousing, ETL, Data Dictionaries</w:t>
+      </w:r>
+    </w:p>
+    <w:p>
+      <w:pPr>
+        <w:spacing w:after="40"/>
+      </w:pPr>
+      <w:r>
+        <w:rPr>
+          <w:rFonts w:ascii="Calibri" w:eastAsia="Calibri" w:hAnsi="Calibri" w:cs="Calibri"/>
           <w:b/>
           <w:bCs/>
           <w:sz w:val="21"/>
@@ -274,20 +270,20 @@
       </w:r>
       <w:r>
         <w:rPr>
-          <w:rFonts w:ascii="Calibri" w:cs="Calibri" w:eastAsia="Calibri" w:hAnsi="Calibri"/>
-          <w:sz w:val="21"/>
-          <w:szCs w:val="21"/>
-        </w:rPr>
-        <w:t xml:space="preserve">Streamlit, Git, GitHub</w:t>
-      </w:r>
-    </w:p>
-    <w:p>
-      <w:pPr>
-        <w:spacing w:after="40"/>
-      </w:pPr>
-      <w:r>
-        <w:rPr>
-          <w:rFonts w:ascii="Calibri" w:cs="Calibri" w:eastAsia="Calibri" w:hAnsi="Calibri"/>
+          <w:rFonts w:ascii="Calibri" w:eastAsia="Calibri" w:hAnsi="Calibri" w:cs="Calibri"/>
+          <w:sz w:val="21"/>
+          <w:szCs w:val="21"/>
+        </w:rPr>
+        <w:t>Streamlit, Git, GitHub</w:t>
+      </w:r>
+    </w:p>
+    <w:p>
+      <w:pPr>
+        <w:spacing w:after="40"/>
+      </w:pPr>
+      <w:r>
+        <w:rPr>
+          <w:rFonts w:ascii="Calibri" w:eastAsia="Calibri" w:hAnsi="Calibri" w:cs="Calibri"/>
           <w:b/>
           <w:bCs/>
           <w:sz w:val="21"/>
@@ -297,30 +293,30 @@
       </w:r>
       <w:r>
         <w:rPr>
-          <w:rFonts w:ascii="Calibri" w:cs="Calibri" w:eastAsia="Calibri" w:hAnsi="Calibri"/>
-          <w:sz w:val="21"/>
-          <w:szCs w:val="21"/>
-        </w:rPr>
-        <w:t xml:space="preserve">Problem-Solving, Team Collaboration, Communication</w:t>
+          <w:rFonts w:ascii="Calibri" w:eastAsia="Calibri" w:hAnsi="Calibri" w:cs="Calibri"/>
+          <w:sz w:val="21"/>
+          <w:szCs w:val="21"/>
+        </w:rPr>
+        <w:t>Problem-Solving, Team Collaboration, Communication</w:t>
       </w:r>
     </w:p>
     <w:p>
       <w:pPr>
         <w:pBdr>
-          <w:bottom w:val="single" w:color="1A1A1A" w:sz="6" w:space="4"/>
+          <w:bottom w:val="single" w:sz="6" w:space="4" w:color="1A1A1A"/>
         </w:pBdr>
-        <w:spacing w:after="100" w:before="240"/>
-      </w:pPr>
-      <w:r>
-        <w:rPr>
-          <w:rFonts w:ascii="Calibri" w:cs="Calibri" w:eastAsia="Calibri" w:hAnsi="Calibri"/>
+        <w:spacing w:before="240" w:after="100"/>
+      </w:pPr>
+      <w:r>
+        <w:rPr>
+          <w:rFonts w:ascii="Calibri" w:eastAsia="Calibri" w:hAnsi="Calibri" w:cs="Calibri"/>
           <w:b/>
           <w:bCs/>
           <w:color w:val="1A1A1A"/>
           <w:sz w:val="22"/>
           <w:szCs w:val="22"/>
         </w:rPr>
-        <w:t xml:space="preserve">PROJECTS</w:t>
+        <w:t>PROJECTS</w:t>
       </w:r>
     </w:p>
     <w:p>
@@ -328,26 +324,25 @@
         <w:tabs>
           <w:tab w:val="right" w:pos="9350"/>
         </w:tabs>
-        <w:spacing w:after="4" w:before="140"/>
-      </w:pPr>
-      <w:r>
-        <w:rPr>
-          <w:rFonts w:ascii="Calibri" w:cs="Calibri" w:eastAsia="Calibri" w:hAnsi="Calibri"/>
-          <w:b/>
-          <w:bCs/>
-          <w:sz w:val="21"/>
-          <w:szCs w:val="21"/>
-        </w:rPr>
-        <w:t xml:space="preserve">Bank Account Fraud Detection Model</w:t>
-      </w:r>
-      <w:r>
-        <w:rPr>
-          <w:rFonts w:ascii="Calibri" w:cs="Calibri" w:eastAsia="Calibri" w:hAnsi="Calibri"/>
+        <w:spacing w:before="140" w:after="4"/>
+      </w:pPr>
+      <w:r>
+        <w:rPr>
+          <w:rFonts w:ascii="Calibri" w:eastAsia="Calibri" w:hAnsi="Calibri" w:cs="Calibri"/>
+          <w:b/>
+          <w:bCs/>
+          <w:sz w:val="21"/>
+          <w:szCs w:val="21"/>
+        </w:rPr>
+        <w:t>Bank Account Fraud Detection Model</w:t>
+      </w:r>
+      <w:r>
+        <w:rPr>
+          <w:rFonts w:ascii="Calibri" w:eastAsia="Calibri" w:hAnsi="Calibri" w:cs="Calibri"/>
           <w:color w:val="555555"/>
-          <w:sz w:val="20"/>
-          <w:szCs w:val="20"/>
-        </w:rPr>
-        <w:t xml:space="preserve">	Jun 2026 – Jul 2026</w:t>
+        </w:rPr>
+        <w:tab/>
+        <w:t>Jun 2026 – Jul 2026</w:t>
       </w:r>
     </w:p>
     <w:p>
@@ -356,14 +351,12 @@
       </w:pPr>
       <w:r>
         <w:rPr>
-          <w:rFonts w:ascii="Calibri" w:cs="Calibri" w:eastAsia="Calibri" w:hAnsi="Calibri"/>
+          <w:rFonts w:ascii="Calibri" w:eastAsia="Calibri" w:hAnsi="Calibri" w:cs="Calibri"/>
           <w:i/>
           <w:iCs/>
           <w:color w:val="555555"/>
-          <w:sz w:val="20"/>
-          <w:szCs w:val="20"/>
-        </w:rPr>
-        <w:t xml:space="preserve">End-to-end machine learning project | github.com/SaifHegazy1/Bank-Account-Fraud_Detection</w:t>
+        </w:rPr>
+        <w:t>End-to-end machine learning project | github.com/SaifHegazy1/Bank-Account-Fraud_Detection</w:t>
       </w:r>
     </w:p>
     <w:p>
@@ -377,11 +370,11 @@
       </w:pPr>
       <w:r>
         <w:rPr>
-          <w:rFonts w:ascii="Calibri" w:cs="Calibri" w:eastAsia="Calibri" w:hAnsi="Calibri"/>
-          <w:sz w:val="21"/>
-          <w:szCs w:val="21"/>
-        </w:rPr>
-        <w:t xml:space="preserve">Designed a data warehouse and a complete data dictionary to organize and document every field prior to analysis.</w:t>
+          <w:rFonts w:ascii="Calibri" w:eastAsia="Calibri" w:hAnsi="Calibri" w:cs="Calibri"/>
+          <w:sz w:val="21"/>
+          <w:szCs w:val="21"/>
+        </w:rPr>
+        <w:t>Designed a data warehouse and a complete data dictionary to organize and document every field prior to analysis.</w:t>
       </w:r>
     </w:p>
     <w:p>
@@ -395,11 +388,11 @@
       </w:pPr>
       <w:r>
         <w:rPr>
-          <w:rFonts w:ascii="Calibri" w:cs="Calibri" w:eastAsia="Calibri" w:hAnsi="Calibri"/>
-          <w:sz w:val="21"/>
-          <w:szCs w:val="21"/>
-        </w:rPr>
-        <w:t xml:space="preserve">Built an interactive Power BI dashboard to explore the data and uncover key patterns behind fraudulent activity.</w:t>
+          <w:rFonts w:ascii="Calibri" w:eastAsia="Calibri" w:hAnsi="Calibri" w:cs="Calibri"/>
+          <w:sz w:val="21"/>
+          <w:szCs w:val="21"/>
+        </w:rPr>
+        <w:t>Built an interactive Power BI dashboard to explore the data and uncover key patterns behind fraudulent activity.</w:t>
       </w:r>
     </w:p>
     <w:p>
@@ -413,11 +406,11 @@
       </w:pPr>
       <w:r>
         <w:rPr>
-          <w:rFonts w:ascii="Calibri" w:cs="Calibri" w:eastAsia="Calibri" w:hAnsi="Calibri"/>
-          <w:sz w:val="21"/>
-          <w:szCs w:val="21"/>
-        </w:rPr>
-        <w:t xml:space="preserve">Trained a machine learning model in Python with scikit-learn, focusing on generalization to minimize overfitting.</w:t>
+          <w:rFonts w:ascii="Calibri" w:eastAsia="Calibri" w:hAnsi="Calibri" w:cs="Calibri"/>
+          <w:sz w:val="21"/>
+          <w:szCs w:val="21"/>
+        </w:rPr>
+        <w:t>Trained a machine learning model in Python with scikit-learn, focusing on generalization to minimize overfitting.</w:t>
       </w:r>
     </w:p>
     <w:p>
@@ -431,11 +424,11 @@
       </w:pPr>
       <w:r>
         <w:rPr>
-          <w:rFonts w:ascii="Calibri" w:cs="Calibri" w:eastAsia="Calibri" w:hAnsi="Calibri"/>
-          <w:sz w:val="21"/>
-          <w:szCs w:val="21"/>
-        </w:rPr>
-        <w:t xml:space="preserve">Deployed a Streamlit web application that predicts the probability of fraud for a given account with high accuracy.</w:t>
+          <w:rFonts w:ascii="Calibri" w:eastAsia="Calibri" w:hAnsi="Calibri" w:cs="Calibri"/>
+          <w:sz w:val="21"/>
+          <w:szCs w:val="21"/>
+        </w:rPr>
+        <w:t>Deployed a Streamlit web application that predicts the probability of fraud for a given account with high accuracy.</w:t>
       </w:r>
     </w:p>
     <w:p>
@@ -444,7 +437,7 @@
       </w:pPr>
       <w:r>
         <w:rPr>
-          <w:rFonts w:ascii="Calibri" w:cs="Calibri" w:eastAsia="Calibri" w:hAnsi="Calibri"/>
+          <w:rFonts w:ascii="Calibri" w:eastAsia="Calibri" w:hAnsi="Calibri" w:cs="Calibri"/>
           <w:b/>
           <w:bCs/>
           <w:sz w:val="19"/>
@@ -454,11 +447,11 @@
       </w:r>
       <w:r>
         <w:rPr>
-          <w:rFonts w:ascii="Calibri" w:cs="Calibri" w:eastAsia="Calibri" w:hAnsi="Calibri"/>
+          <w:rFonts w:ascii="Calibri" w:eastAsia="Calibri" w:hAnsi="Calibri" w:cs="Calibri"/>
           <w:sz w:val="19"/>
           <w:szCs w:val="19"/>
         </w:rPr>
-        <w:t xml:space="preserve">Python, Scikit-learn, Power BI, Streamlit, Data Warehousing</w:t>
+        <w:t>Python, Scikit-learn, Power BI, Streamlit, Data Warehousing</w:t>
       </w:r>
     </w:p>
     <w:p>
@@ -466,26 +459,25 @@
         <w:tabs>
           <w:tab w:val="right" w:pos="9350"/>
         </w:tabs>
-        <w:spacing w:after="4" w:before="140"/>
-      </w:pPr>
-      <w:r>
-        <w:rPr>
-          <w:rFonts w:ascii="Calibri" w:cs="Calibri" w:eastAsia="Calibri" w:hAnsi="Calibri"/>
-          <w:b/>
-          <w:bCs/>
-          <w:sz w:val="21"/>
-          <w:szCs w:val="21"/>
-        </w:rPr>
-        <w:t xml:space="preserve">Data Warehouse for Predictive Maintenance</w:t>
-      </w:r>
-      <w:r>
-        <w:rPr>
-          <w:rFonts w:ascii="Calibri" w:cs="Calibri" w:eastAsia="Calibri" w:hAnsi="Calibri"/>
+        <w:spacing w:before="140" w:after="4"/>
+      </w:pPr>
+      <w:r>
+        <w:rPr>
+          <w:rFonts w:ascii="Calibri" w:eastAsia="Calibri" w:hAnsi="Calibri" w:cs="Calibri"/>
+          <w:b/>
+          <w:bCs/>
+          <w:sz w:val="21"/>
+          <w:szCs w:val="21"/>
+        </w:rPr>
+        <w:t>Data Warehouse for Predictive Maintenance</w:t>
+      </w:r>
+      <w:r>
+        <w:rPr>
+          <w:rFonts w:ascii="Calibri" w:eastAsia="Calibri" w:hAnsi="Calibri" w:cs="Calibri"/>
           <w:color w:val="555555"/>
-          <w:sz w:val="20"/>
-          <w:szCs w:val="20"/>
-        </w:rPr>
-        <w:t xml:space="preserve">	Nov 2025 – Dec 2025</w:t>
+        </w:rPr>
+        <w:tab/>
+        <w:t>Nov 2025 – Dec 2025</w:t>
       </w:r>
     </w:p>
     <w:p>
@@ -494,14 +486,12 @@
       </w:pPr>
       <w:r>
         <w:rPr>
-          <w:rFonts w:ascii="Calibri" w:cs="Calibri" w:eastAsia="Calibri" w:hAnsi="Calibri"/>
+          <w:rFonts w:ascii="Calibri" w:eastAsia="Calibri" w:hAnsi="Calibri" w:cs="Calibri"/>
           <w:i/>
           <w:iCs/>
           <w:color w:val="555555"/>
-          <w:sz w:val="20"/>
-          <w:szCs w:val="20"/>
-        </w:rPr>
-        <w:t xml:space="preserve">Data engineering and analysis project</w:t>
+        </w:rPr>
+        <w:t>Data engineering and analysis project</w:t>
       </w:r>
     </w:p>
     <w:p>
@@ -515,11 +505,11 @@
       </w:pPr>
       <w:r>
         <w:rPr>
-          <w:rFonts w:ascii="Calibri" w:cs="Calibri" w:eastAsia="Calibri" w:hAnsi="Calibri"/>
-          <w:sz w:val="21"/>
-          <w:szCs w:val="21"/>
-        </w:rPr>
-        <w:t xml:space="preserve">Engineered a robust data warehouse in MySQL to centralize and consolidate maintenance data from multiple disparate sources.</w:t>
+          <w:rFonts w:ascii="Calibri" w:eastAsia="Calibri" w:hAnsi="Calibri" w:cs="Calibri"/>
+          <w:sz w:val="21"/>
+          <w:szCs w:val="21"/>
+        </w:rPr>
+        <w:t>Engineered a robust data warehouse in MySQL to centralize and consolidate maintenance data from multiple disparate sources.</w:t>
       </w:r>
     </w:p>
     <w:p>
@@ -533,11 +523,11 @@
       </w:pPr>
       <w:r>
         <w:rPr>
-          <w:rFonts w:ascii="Calibri" w:cs="Calibri" w:eastAsia="Calibri" w:hAnsi="Calibri"/>
-          <w:sz w:val="21"/>
-          <w:szCs w:val="21"/>
-        </w:rPr>
-        <w:t xml:space="preserve">Designed and implemented end-to-end ETL processes to clean, transform, and load raw data into tables optimized for analytical querying.</w:t>
+          <w:rFonts w:ascii="Calibri" w:eastAsia="Calibri" w:hAnsi="Calibri" w:cs="Calibri"/>
+          <w:sz w:val="21"/>
+          <w:szCs w:val="21"/>
+        </w:rPr>
+        <w:t>Designed and implemented end-to-end ETL processes to clean, transform, and load raw data into tables optimized for analytical querying.</w:t>
       </w:r>
     </w:p>
     <w:p>
@@ -551,11 +541,11 @@
       </w:pPr>
       <w:r>
         <w:rPr>
-          <w:rFonts w:ascii="Calibri" w:cs="Calibri" w:eastAsia="Calibri" w:hAnsi="Calibri"/>
-          <w:sz w:val="21"/>
-          <w:szCs w:val="21"/>
-        </w:rPr>
-        <w:t xml:space="preserve">Enabled real-time monitoring of production floor health, cost analysis, and quality metrics through high-performance dashboards, improving equipment failure forecasting.</w:t>
+          <w:rFonts w:ascii="Calibri" w:eastAsia="Calibri" w:hAnsi="Calibri" w:cs="Calibri"/>
+          <w:sz w:val="21"/>
+          <w:szCs w:val="21"/>
+        </w:rPr>
+        <w:t>Enabled real-time monitoring of production floor health, cost analysis, and quality metrics through high-performance dashboards, improving equipment failure forecasting.</w:t>
       </w:r>
     </w:p>
     <w:p>
@@ -564,7 +554,7 @@
       </w:pPr>
       <w:r>
         <w:rPr>
-          <w:rFonts w:ascii="Calibri" w:cs="Calibri" w:eastAsia="Calibri" w:hAnsi="Calibri"/>
+          <w:rFonts w:ascii="Calibri" w:eastAsia="Calibri" w:hAnsi="Calibri" w:cs="Calibri"/>
           <w:b/>
           <w:bCs/>
           <w:sz w:val="19"/>
@@ -574,11 +564,11 @@
       </w:r>
       <w:r>
         <w:rPr>
-          <w:rFonts w:ascii="Calibri" w:cs="Calibri" w:eastAsia="Calibri" w:hAnsi="Calibri"/>
+          <w:rFonts w:ascii="Calibri" w:eastAsia="Calibri" w:hAnsi="Calibri" w:cs="Calibri"/>
           <w:sz w:val="19"/>
           <w:szCs w:val="19"/>
         </w:rPr>
-        <w:t xml:space="preserve">MySQL, ETL, Data Warehousing</w:t>
+        <w:t>MySQL, ETL, Data Warehousing</w:t>
       </w:r>
     </w:p>
     <w:p>
@@ -586,26 +576,25 @@
         <w:tabs>
           <w:tab w:val="right" w:pos="9350"/>
         </w:tabs>
-        <w:spacing w:after="4" w:before="140"/>
-      </w:pPr>
-      <w:r>
-        <w:rPr>
-          <w:rFonts w:ascii="Calibri" w:cs="Calibri" w:eastAsia="Calibri" w:hAnsi="Calibri"/>
-          <w:b/>
-          <w:bCs/>
-          <w:sz w:val="21"/>
-          <w:szCs w:val="21"/>
-        </w:rPr>
-        <w:t xml:space="preserve">E-Commerce Gift Store Dashboard</w:t>
-      </w:r>
-      <w:r>
-        <w:rPr>
-          <w:rFonts w:ascii="Calibri" w:cs="Calibri" w:eastAsia="Calibri" w:hAnsi="Calibri"/>
+        <w:spacing w:before="140" w:after="4"/>
+      </w:pPr>
+      <w:r>
+        <w:rPr>
+          <w:rFonts w:ascii="Calibri" w:eastAsia="Calibri" w:hAnsi="Calibri" w:cs="Calibri"/>
+          <w:b/>
+          <w:bCs/>
+          <w:sz w:val="21"/>
+          <w:szCs w:val="21"/>
+        </w:rPr>
+        <w:t>E-Commerce Gift Store Dashboard</w:t>
+      </w:r>
+      <w:r>
+        <w:rPr>
+          <w:rFonts w:ascii="Calibri" w:eastAsia="Calibri" w:hAnsi="Calibri" w:cs="Calibri"/>
           <w:color w:val="555555"/>
-          <w:sz w:val="20"/>
-          <w:szCs w:val="20"/>
-        </w:rPr>
-        <w:t xml:space="preserve">	Sep 2025 – Oct 2025</w:t>
+        </w:rPr>
+        <w:tab/>
+        <w:t>Sep 2025 – Oct 2025</w:t>
       </w:r>
     </w:p>
     <w:p>
@@ -614,14 +603,12 @@
       </w:pPr>
       <w:r>
         <w:rPr>
-          <w:rFonts w:ascii="Calibri" w:cs="Calibri" w:eastAsia="Calibri" w:hAnsi="Calibri"/>
+          <w:rFonts w:ascii="Calibri" w:eastAsia="Calibri" w:hAnsi="Calibri" w:cs="Calibri"/>
           <w:i/>
           <w:iCs/>
           <w:color w:val="555555"/>
-          <w:sz w:val="20"/>
-          <w:szCs w:val="20"/>
-        </w:rPr>
-        <w:t xml:space="preserve">SQL and Excel data analysis project</w:t>
+        </w:rPr>
+        <w:t>SQL and Excel data analysis project</w:t>
       </w:r>
     </w:p>
     <w:p>
@@ -635,11 +622,11 @@
       </w:pPr>
       <w:r>
         <w:rPr>
-          <w:rFonts w:ascii="Calibri" w:cs="Calibri" w:eastAsia="Calibri" w:hAnsi="Calibri"/>
-          <w:sz w:val="21"/>
-          <w:szCs w:val="21"/>
-        </w:rPr>
-        <w:t xml:space="preserve">Performed data cleaning and preprocessing on a MySQL database to ensure accuracy and consistency.</w:t>
+          <w:rFonts w:ascii="Calibri" w:eastAsia="Calibri" w:hAnsi="Calibri" w:cs="Calibri"/>
+          <w:sz w:val="21"/>
+          <w:szCs w:val="21"/>
+        </w:rPr>
+        <w:t>Performed data cleaning and preprocessing on a MySQL database to ensure accuracy and consistency.</w:t>
       </w:r>
     </w:p>
     <w:p>
@@ -653,11 +640,11 @@
       </w:pPr>
       <w:r>
         <w:rPr>
-          <w:rFonts w:ascii="Calibri" w:cs="Calibri" w:eastAsia="Calibri" w:hAnsi="Calibri"/>
-          <w:sz w:val="21"/>
-          <w:szCs w:val="21"/>
-        </w:rPr>
-        <w:t xml:space="preserve">Created SQL views to efficiently retrieve and structure data, imported into Excel via Power Query.</w:t>
+          <w:rFonts w:ascii="Calibri" w:eastAsia="Calibri" w:hAnsi="Calibri" w:cs="Calibri"/>
+          <w:sz w:val="21"/>
+          <w:szCs w:val="21"/>
+        </w:rPr>
+        <w:t>Created SQL views to efficiently retrieve and structure data, imported into Excel via Power Query.</w:t>
       </w:r>
     </w:p>
     <w:p>
@@ -671,11 +658,11 @@
       </w:pPr>
       <w:r>
         <w:rPr>
-          <w:rFonts w:ascii="Calibri" w:cs="Calibri" w:eastAsia="Calibri" w:hAnsi="Calibri"/>
-          <w:sz w:val="21"/>
-          <w:szCs w:val="21"/>
-        </w:rPr>
-        <w:t xml:space="preserve">Built interactive Excel dashboards visualizing revenue trends, customer behavior, and top-selling products to support decision-making.</w:t>
+          <w:rFonts w:ascii="Calibri" w:eastAsia="Calibri" w:hAnsi="Calibri" w:cs="Calibri"/>
+          <w:sz w:val="21"/>
+          <w:szCs w:val="21"/>
+        </w:rPr>
+        <w:t>Built interactive Excel dashboards visualizing revenue trends, customer behavior, and top-selling products to support decision-making.</w:t>
       </w:r>
     </w:p>
     <w:p>
@@ -684,7 +671,7 @@
       </w:pPr>
       <w:r>
         <w:rPr>
-          <w:rFonts w:ascii="Calibri" w:cs="Calibri" w:eastAsia="Calibri" w:hAnsi="Calibri"/>
+          <w:rFonts w:ascii="Calibri" w:eastAsia="Calibri" w:hAnsi="Calibri" w:cs="Calibri"/>
           <w:b/>
           <w:bCs/>
           <w:sz w:val="19"/>
@@ -694,11 +681,11 @@
       </w:r>
       <w:r>
         <w:rPr>
-          <w:rFonts w:ascii="Calibri" w:cs="Calibri" w:eastAsia="Calibri" w:hAnsi="Calibri"/>
+          <w:rFonts w:ascii="Calibri" w:eastAsia="Calibri" w:hAnsi="Calibri" w:cs="Calibri"/>
           <w:sz w:val="19"/>
           <w:szCs w:val="19"/>
         </w:rPr>
-        <w:t xml:space="preserve">MySQL, SQL Views, Excel, Power Query</w:t>
+        <w:t>MySQL, SQL Views, Excel, Power Query</w:t>
       </w:r>
     </w:p>
     <w:p>
@@ -706,26 +693,25 @@
         <w:tabs>
           <w:tab w:val="right" w:pos="9350"/>
         </w:tabs>
-        <w:spacing w:after="4" w:before="140"/>
-      </w:pPr>
-      <w:r>
-        <w:rPr>
-          <w:rFonts w:ascii="Calibri" w:cs="Calibri" w:eastAsia="Calibri" w:hAnsi="Calibri"/>
-          <w:b/>
-          <w:bCs/>
-          <w:sz w:val="21"/>
-          <w:szCs w:val="21"/>
-        </w:rPr>
-        <w:t xml:space="preserve">Retail Stores Dashboard</w:t>
-      </w:r>
-      <w:r>
-        <w:rPr>
-          <w:rFonts w:ascii="Calibri" w:cs="Calibri" w:eastAsia="Calibri" w:hAnsi="Calibri"/>
+        <w:spacing w:before="140" w:after="4"/>
+      </w:pPr>
+      <w:r>
+        <w:rPr>
+          <w:rFonts w:ascii="Calibri" w:eastAsia="Calibri" w:hAnsi="Calibri" w:cs="Calibri"/>
+          <w:b/>
+          <w:bCs/>
+          <w:sz w:val="21"/>
+          <w:szCs w:val="21"/>
+        </w:rPr>
+        <w:t>Retail Stores Dashboard</w:t>
+      </w:r>
+      <w:r>
+        <w:rPr>
+          <w:rFonts w:ascii="Calibri" w:eastAsia="Calibri" w:hAnsi="Calibri" w:cs="Calibri"/>
           <w:color w:val="555555"/>
-          <w:sz w:val="20"/>
-          <w:szCs w:val="20"/>
-        </w:rPr>
-        <w:t xml:space="preserve">	Aug 2025 – Sep 2025</w:t>
+        </w:rPr>
+        <w:tab/>
+        <w:t>Aug 2025 – Sep 2025</w:t>
       </w:r>
     </w:p>
     <w:p>
@@ -734,14 +720,13 @@
       </w:pPr>
       <w:r>
         <w:rPr>
-          <w:rFonts w:ascii="Calibri" w:cs="Calibri" w:eastAsia="Calibri" w:hAnsi="Calibri"/>
+          <w:rFonts w:ascii="Calibri" w:eastAsia="Calibri" w:hAnsi="Calibri" w:cs="Calibri"/>
           <w:i/>
           <w:iCs/>
           <w:color w:val="555555"/>
-          <w:sz w:val="20"/>
-          <w:szCs w:val="20"/>
-        </w:rPr>
-        <w:t xml:space="preserve">Excel data analysis project</w:t>
+        </w:rPr>
+        <w:lastRenderedPageBreak/>
+        <w:t>Excel data analysis project</w:t>
       </w:r>
     </w:p>
     <w:p>
@@ -755,11 +740,11 @@
       </w:pPr>
       <w:r>
         <w:rPr>
-          <w:rFonts w:ascii="Calibri" w:cs="Calibri" w:eastAsia="Calibri" w:hAnsi="Calibri"/>
-          <w:sz w:val="21"/>
-          <w:szCs w:val="21"/>
-        </w:rPr>
-        <w:t xml:space="preserve">Cleaned and preprocessed raw CSV data using Power Query, handling missing values and unifying formats.</w:t>
+          <w:rFonts w:ascii="Calibri" w:eastAsia="Calibri" w:hAnsi="Calibri" w:cs="Calibri"/>
+          <w:sz w:val="21"/>
+          <w:szCs w:val="21"/>
+        </w:rPr>
+        <w:t>Cleaned and preprocessed raw CSV data using Power Query, handling missing values and unifying formats.</w:t>
       </w:r>
     </w:p>
     <w:p>
@@ -773,11 +758,11 @@
       </w:pPr>
       <w:r>
         <w:rPr>
-          <w:rFonts w:ascii="Calibri" w:cs="Calibri" w:eastAsia="Calibri" w:hAnsi="Calibri"/>
-          <w:sz w:val="21"/>
-          <w:szCs w:val="21"/>
-        </w:rPr>
-        <w:t xml:space="preserve">Built dynamic Excel dashboards highlighting sales performance, profit trends, regional comparisons, and top-performing products across multiple retail stores.</w:t>
+          <w:rFonts w:ascii="Calibri" w:eastAsia="Calibri" w:hAnsi="Calibri" w:cs="Calibri"/>
+          <w:sz w:val="21"/>
+          <w:szCs w:val="21"/>
+        </w:rPr>
+        <w:t>Built dynamic Excel dashboards highlighting sales performance, profit trends, regional comparisons, and top-performing products across multiple retail stores.</w:t>
       </w:r>
     </w:p>
     <w:p>
@@ -786,7 +771,7 @@
       </w:pPr>
       <w:r>
         <w:rPr>
-          <w:rFonts w:ascii="Calibri" w:cs="Calibri" w:eastAsia="Calibri" w:hAnsi="Calibri"/>
+          <w:rFonts w:ascii="Calibri" w:eastAsia="Calibri" w:hAnsi="Calibri" w:cs="Calibri"/>
           <w:b/>
           <w:bCs/>
           <w:sz w:val="19"/>
@@ -796,30 +781,30 @@
       </w:r>
       <w:r>
         <w:rPr>
-          <w:rFonts w:ascii="Calibri" w:cs="Calibri" w:eastAsia="Calibri" w:hAnsi="Calibri"/>
+          <w:rFonts w:ascii="Calibri" w:eastAsia="Calibri" w:hAnsi="Calibri" w:cs="Calibri"/>
           <w:sz w:val="19"/>
           <w:szCs w:val="19"/>
         </w:rPr>
-        <w:t xml:space="preserve">Excel, Power Query</w:t>
+        <w:t>Excel, Power Query</w:t>
       </w:r>
     </w:p>
     <w:p>
       <w:pPr>
         <w:pBdr>
-          <w:bottom w:val="single" w:color="1A1A1A" w:sz="6" w:space="4"/>
+          <w:bottom w:val="single" w:sz="6" w:space="4" w:color="1A1A1A"/>
         </w:pBdr>
-        <w:spacing w:after="100" w:before="240"/>
-      </w:pPr>
-      <w:r>
-        <w:rPr>
-          <w:rFonts w:ascii="Calibri" w:cs="Calibri" w:eastAsia="Calibri" w:hAnsi="Calibri"/>
+        <w:spacing w:before="240" w:after="100"/>
+      </w:pPr>
+      <w:r>
+        <w:rPr>
+          <w:rFonts w:ascii="Calibri" w:eastAsia="Calibri" w:hAnsi="Calibri" w:cs="Calibri"/>
           <w:b/>
           <w:bCs/>
           <w:color w:val="1A1A1A"/>
           <w:sz w:val="22"/>
           <w:szCs w:val="22"/>
         </w:rPr>
-        <w:t xml:space="preserve">TRAINING</w:t>
+        <w:t>TRAINING</w:t>
       </w:r>
     </w:p>
     <w:p>
@@ -827,26 +812,38 @@
         <w:tabs>
           <w:tab w:val="right" w:pos="9350"/>
         </w:tabs>
-        <w:spacing w:after="4" w:before="140"/>
-      </w:pPr>
-      <w:r>
-        <w:rPr>
-          <w:rFonts w:ascii="Calibri" w:cs="Calibri" w:eastAsia="Calibri" w:hAnsi="Calibri"/>
-          <w:b/>
-          <w:bCs/>
-          <w:sz w:val="21"/>
-          <w:szCs w:val="21"/>
-        </w:rPr>
-        <w:t xml:space="preserve">DEPI (Data Engineering &amp; Production Institute) — Alexandria, Egypt</w:t>
-      </w:r>
-      <w:r>
-        <w:rPr>
-          <w:rFonts w:ascii="Calibri" w:cs="Calibri" w:eastAsia="Calibri" w:hAnsi="Calibri"/>
+        <w:spacing w:before="140" w:after="4"/>
+      </w:pPr>
+      <w:r>
+        <w:rPr>
+          <w:rFonts w:ascii="Calibri" w:eastAsia="Calibri" w:hAnsi="Calibri" w:cs="Calibri"/>
+          <w:b/>
+          <w:bCs/>
+          <w:sz w:val="21"/>
+          <w:szCs w:val="21"/>
+        </w:rPr>
+        <w:t>DEPI (Data Engineering &amp; Production Institute) — Alexandria, Egypt</w:t>
+      </w:r>
+      <w:r>
+        <w:rPr>
+          <w:rFonts w:ascii="Calibri" w:eastAsia="Calibri" w:hAnsi="Calibri" w:cs="Calibri"/>
           <w:color w:val="555555"/>
-          <w:sz w:val="20"/>
-          <w:szCs w:val="20"/>
-        </w:rPr>
-        <w:t xml:space="preserve">	Aug – Dec 2025</w:t>
+        </w:rPr>
+        <w:tab/>
+      </w:r>
+      <w:r>
+        <w:rPr>
+          <w:rFonts w:ascii="Calibri" w:eastAsia="Calibri" w:hAnsi="Calibri" w:cs="Calibri"/>
+          <w:color w:val="555555"/>
+        </w:rPr>
+        <w:t>june</w:t>
+      </w:r>
+      <w:r>
+        <w:rPr>
+          <w:rFonts w:ascii="Calibri" w:eastAsia="Calibri" w:hAnsi="Calibri" w:cs="Calibri"/>
+          <w:color w:val="555555"/>
+        </w:rPr>
+        <w:t xml:space="preserve"> – Dec 2025</w:t>
       </w:r>
     </w:p>
     <w:p>
@@ -855,14 +852,12 @@
       </w:pPr>
       <w:r>
         <w:rPr>
-          <w:rFonts w:ascii="Calibri" w:cs="Calibri" w:eastAsia="Calibri" w:hAnsi="Calibri"/>
+          <w:rFonts w:ascii="Calibri" w:eastAsia="Calibri" w:hAnsi="Calibri" w:cs="Calibri"/>
           <w:i/>
           <w:iCs/>
           <w:color w:val="555555"/>
-          <w:sz w:val="20"/>
-          <w:szCs w:val="20"/>
-        </w:rPr>
-        <w:t xml:space="preserve">Data Analysis Course</w:t>
+        </w:rPr>
+        <w:t>Data Analysis Course</w:t>
       </w:r>
     </w:p>
     <w:p>
@@ -876,11 +871,11 @@
       </w:pPr>
       <w:r>
         <w:rPr>
-          <w:rFonts w:ascii="Calibri" w:cs="Calibri" w:eastAsia="Calibri" w:hAnsi="Calibri"/>
-          <w:sz w:val="21"/>
-          <w:szCs w:val="21"/>
-        </w:rPr>
-        <w:t xml:space="preserve">Completed an intensive program focused on advanced data analysis techniques.</w:t>
+          <w:rFonts w:ascii="Calibri" w:eastAsia="Calibri" w:hAnsi="Calibri" w:cs="Calibri"/>
+          <w:sz w:val="21"/>
+          <w:szCs w:val="21"/>
+        </w:rPr>
+        <w:t>Completed an intensive program focused on advanced data analysis techniques.</w:t>
       </w:r>
     </w:p>
     <w:p>
@@ -894,11 +889,11 @@
       </w:pPr>
       <w:r>
         <w:rPr>
-          <w:rFonts w:ascii="Calibri" w:cs="Calibri" w:eastAsia="Calibri" w:hAnsi="Calibri"/>
-          <w:sz w:val="21"/>
-          <w:szCs w:val="21"/>
-        </w:rPr>
-        <w:t xml:space="preserve">Leveraged Python and its libraries for in-depth data manipulation and statistical modeling.</w:t>
+          <w:rFonts w:ascii="Calibri" w:eastAsia="Calibri" w:hAnsi="Calibri" w:cs="Calibri"/>
+          <w:sz w:val="21"/>
+          <w:szCs w:val="21"/>
+        </w:rPr>
+        <w:t>Leveraged Python and its libraries for in-depth data manipulation and statistical modeling.</w:t>
       </w:r>
     </w:p>
     <w:p>
@@ -912,11 +907,11 @@
       </w:pPr>
       <w:r>
         <w:rPr>
-          <w:rFonts w:ascii="Calibri" w:cs="Calibri" w:eastAsia="Calibri" w:hAnsi="Calibri"/>
-          <w:sz w:val="21"/>
-          <w:szCs w:val="21"/>
-        </w:rPr>
-        <w:t xml:space="preserve">Developed dynamic dashboards and data visualizations using Power BI and Tableau to present findings effectively.</w:t>
+          <w:rFonts w:ascii="Calibri" w:eastAsia="Calibri" w:hAnsi="Calibri" w:cs="Calibri"/>
+          <w:sz w:val="21"/>
+          <w:szCs w:val="21"/>
+        </w:rPr>
+        <w:t>Developed dynamic dashboards and data visualizations using Power BI and Tableau to present findings effectively.</w:t>
       </w:r>
     </w:p>
     <w:p>
@@ -924,26 +919,25 @@
         <w:tabs>
           <w:tab w:val="right" w:pos="9350"/>
         </w:tabs>
-        <w:spacing w:after="4" w:before="140"/>
-      </w:pPr>
-      <w:r>
-        <w:rPr>
-          <w:rFonts w:ascii="Calibri" w:cs="Calibri" w:eastAsia="Calibri" w:hAnsi="Calibri"/>
-          <w:b/>
-          <w:bCs/>
-          <w:sz w:val="21"/>
-          <w:szCs w:val="21"/>
-        </w:rPr>
-        <w:t xml:space="preserve">ITI (Information Technology Institute) — Alexandria, Egypt</w:t>
-      </w:r>
-      <w:r>
-        <w:rPr>
-          <w:rFonts w:ascii="Calibri" w:cs="Calibri" w:eastAsia="Calibri" w:hAnsi="Calibri"/>
+        <w:spacing w:before="140" w:after="4"/>
+      </w:pPr>
+      <w:r>
+        <w:rPr>
+          <w:rFonts w:ascii="Calibri" w:eastAsia="Calibri" w:hAnsi="Calibri" w:cs="Calibri"/>
+          <w:b/>
+          <w:bCs/>
+          <w:sz w:val="21"/>
+          <w:szCs w:val="21"/>
+        </w:rPr>
+        <w:t>ITI (Information Technology Institute) — Alexandria, Egypt</w:t>
+      </w:r>
+      <w:r>
+        <w:rPr>
+          <w:rFonts w:ascii="Calibri" w:eastAsia="Calibri" w:hAnsi="Calibri" w:cs="Calibri"/>
           <w:color w:val="555555"/>
-          <w:sz w:val="20"/>
-          <w:szCs w:val="20"/>
-        </w:rPr>
-        <w:t xml:space="preserve">	Jul – Aug 2025</w:t>
+        </w:rPr>
+        <w:tab/>
+        <w:t>Jul – Aug 2025</w:t>
       </w:r>
     </w:p>
     <w:p>
@@ -952,14 +946,12 @@
       </w:pPr>
       <w:r>
         <w:rPr>
-          <w:rFonts w:ascii="Calibri" w:cs="Calibri" w:eastAsia="Calibri" w:hAnsi="Calibri"/>
+          <w:rFonts w:ascii="Calibri" w:eastAsia="Calibri" w:hAnsi="Calibri" w:cs="Calibri"/>
           <w:i/>
           <w:iCs/>
           <w:color w:val="555555"/>
-          <w:sz w:val="20"/>
-          <w:szCs w:val="20"/>
-        </w:rPr>
-        <w:t xml:space="preserve">Summer Training Program</w:t>
+        </w:rPr>
+        <w:t>Summer Training Program</w:t>
       </w:r>
     </w:p>
     <w:p>
@@ -973,11 +965,11 @@
       </w:pPr>
       <w:r>
         <w:rPr>
-          <w:rFonts w:ascii="Calibri" w:cs="Calibri" w:eastAsia="Calibri" w:hAnsi="Calibri"/>
-          <w:sz w:val="21"/>
-          <w:szCs w:val="21"/>
-        </w:rPr>
-        <w:t xml:space="preserve">Completed practical training in web development, focusing on React, HTML, CSS, and JavaScript.</w:t>
+          <w:rFonts w:ascii="Calibri" w:eastAsia="Calibri" w:hAnsi="Calibri" w:cs="Calibri"/>
+          <w:sz w:val="21"/>
+          <w:szCs w:val="21"/>
+        </w:rPr>
+        <w:t>Completed practical training in web development, focusing on React, HTML, CSS, and JavaScript.</w:t>
       </w:r>
     </w:p>
     <w:p>
@@ -991,11 +983,11 @@
       </w:pPr>
       <w:r>
         <w:rPr>
-          <w:rFonts w:ascii="Calibri" w:cs="Calibri" w:eastAsia="Calibri" w:hAnsi="Calibri"/>
-          <w:sz w:val="21"/>
-          <w:szCs w:val="21"/>
-        </w:rPr>
-        <w:t xml:space="preserve">Developed multiple structured projects under instructor supervision, applying modern UI/UX and component-based design principles.</w:t>
+          <w:rFonts w:ascii="Calibri" w:eastAsia="Calibri" w:hAnsi="Calibri" w:cs="Calibri"/>
+          <w:sz w:val="21"/>
+          <w:szCs w:val="21"/>
+        </w:rPr>
+        <w:t>Developed multiple structured projects under instructor supervision, applying modern UI/UX and component-based design principles.</w:t>
       </w:r>
     </w:p>
     <w:p>
@@ -1009,106 +1001,30 @@
       </w:pPr>
       <w:r>
         <w:rPr>
-          <w:rFonts w:ascii="Calibri" w:cs="Calibri" w:eastAsia="Calibri" w:hAnsi="Calibri"/>
-          <w:sz w:val="21"/>
-          <w:szCs w:val="21"/>
-        </w:rPr>
-        <w:t xml:space="preserve">Built responsive interfaces, managed state, and integrated interactive features following best practices.</w:t>
+          <w:rFonts w:ascii="Calibri" w:eastAsia="Calibri" w:hAnsi="Calibri" w:cs="Calibri"/>
+          <w:sz w:val="21"/>
+          <w:szCs w:val="21"/>
+        </w:rPr>
+        <w:t>Built responsive interfaces, managed state, and integrated interactive features following best practices.</w:t>
       </w:r>
     </w:p>
     <w:sectPr>
-      <w:pgSz w:w="11906" w:h="16838" w:orient="portrait"/>
+      <w:pgSz w:w="11906" w:h="16838"/>
       <w:pgMar w:top="720" w:right="900" w:bottom="720" w:left="900" w:header="708" w:footer="708" w:gutter="0"/>
-      <w:pgNumType/>
+      <w:cols w:space="720"/>
       <w:docGrid w:linePitch="360"/>
     </w:sectPr>
   </w:body>
 </w:document>
 </file>
 
-<file path=word/comments.xml><?xml version="1.0" encoding="utf-8"?>
-<w:comments xmlns:cx="http://schemas.microsoft.com/office/drawing/2014/chartex" xmlns:cx1="http://schemas.microsoft.com/office/drawing/2015/9/8/chartex" xmlns:cx2="http://schemas.microsoft.com/office/drawing/2015/10/21/chartex" xmlns:cx3="http://schemas.microsoft.com/office/drawing/2016/5/9/chartex" xmlns:cx4="http://schemas.microsoft.com/office/drawing/2016/5/10/chartex" xmlns:cx5="http://schemas.microsoft.com/office/drawing/2016/5/11/chartex" xmlns:cx6="http://schemas.microsoft.com/office/drawing/2016/5/12/chartex" xmlns:cx7="http://schemas.microsoft.com/office/drawing/2016/5/13/chartex" xmlns:cx8="http://schemas.microsoft.com/office/drawing/2016/5/14/chartex" xmlns:mc="http://schemas.openxmlformats.org/markup-compatibility/2006" xmlns:aink="http://schemas.microsoft.com/office/drawing/2016/ink" xmlns:am3d="http://schemas.microsoft.com/office/drawing/2017/model3d" xmlns:o="urn:schemas-microsoft-com:office:office" xmlns:r="http://schemas.openxmlformats.org/officeDocument/2006/relationships" xmlns:m="http://schemas.openxmlformats.org/officeDocument/2006/math" xmlns:v="urn:schemas-microsoft-com:vml" xmlns:wp14="http://schemas.microsoft.com/office/word/2010/wordprocessingDrawing" xmlns:wp="http://schemas.openxmlformats.org/drawingml/2006/wordprocessingDrawing" xmlns:w10="urn:schemas-microsoft-com:office:word" xmlns:w="http://schemas.openxmlformats.org/wordprocessingml/2006/main" xmlns:w14="http://schemas.microsoft.com/office/word/2010/wordml" xmlns:w15="http://schemas.microsoft.com/office/word/2012/wordml" xmlns:w16cex="http://schemas.microsoft.com/office/word/2018/wordml/cex" xmlns:w16cid="http://schemas.microsoft.com/office/word/2016/wordml/cid" xmlns:w16="http://schemas.microsoft.com/office/word/2018/wordml" xmlns:w16sdtdh="http://schemas.microsoft.com/office/word/2020/wordml/sdtdatahash" xmlns:w16se="http://schemas.microsoft.com/office/word/2015/wordml/symex" xmlns:wpg="http://schemas.microsoft.com/office/word/2010/wordprocessingGroup" xmlns:wpi="http://schemas.microsoft.com/office/word/2010/wordprocessingInk" xmlns:wne="http://schemas.microsoft.com/office/word/2006/wordml" xmlns:wps="http://schemas.microsoft.com/office/word/2010/wordprocessingShape"/>
-</file>
-
-<file path=word/endnotes.xml><?xml version="1.0" encoding="utf-8"?>
-<w:endnotes xmlns:wpc="http://schemas.microsoft.com/office/word/2010/wordprocessingCanvas" xmlns:mc="http://schemas.openxmlformats.org/markup-compatibility/2006" xmlns:o="urn:schemas-microsoft-com:office:office" xmlns:r="http://schemas.openxmlformats.org/officeDocument/2006/relationships" xmlns:m="http://schemas.openxmlformats.org/officeDocument/2006/math" xmlns:v="urn:schemas-microsoft-com:vml" xmlns:wp14="http://schemas.microsoft.com/office/word/2010/wordprocessingDrawing" xmlns:wp="http://schemas.openxmlformats.org/drawingml/2006/wordprocessingDrawing" xmlns:w10="urn:schemas-microsoft-com:office:word" xmlns:w="http://schemas.openxmlformats.org/wordprocessingml/2006/main" xmlns:w14="http://schemas.microsoft.com/office/word/2010/wordml" xmlns:w15="http://schemas.microsoft.com/office/word/2012/wordml" xmlns:wpg="http://schemas.microsoft.com/office/word/2010/wordprocessingGroup" xmlns:wpi="http://schemas.microsoft.com/office/word/2010/wordprocessingInk" xmlns:wne="http://schemas.microsoft.com/office/word/2006/wordml" xmlns:wps="http://schemas.microsoft.com/office/word/2010/wordprocessingShape" mc:Ignorable="w14 w15 wp14">
-  <w:endnote w:type="separator" w:id="-1">
-    <w:p>
-      <w:pPr>
-        <w:spacing w:after="0" w:line="240" w:lineRule="auto"/>
-      </w:pPr>
-      <w:r>
-        <w:rPr>
-          <w:rStyle w:val="EndnoteReference"/>
-        </w:rPr>
-        <w:endnoteRef/>
-      </w:r>
-      <w:r>
-        <w:separator/>
-      </w:r>
-    </w:p>
-  </w:endnote>
-  <w:endnote w:type="continuationSeparator" w:id="0">
-    <w:p>
-      <w:pPr>
-        <w:spacing w:after="0" w:line="240" w:lineRule="auto"/>
-      </w:pPr>
-      <w:r>
-        <w:rPr>
-          <w:rStyle w:val="EndnoteReference"/>
-        </w:rPr>
-        <w:endnoteRef/>
-      </w:r>
-      <w:r>
-        <w:continuationSeparator/>
-      </w:r>
-    </w:p>
-  </w:endnote>
-</w:endnotes>
-</file>
-
-<file path=word/footnotes.xml><?xml version="1.0" encoding="utf-8"?>
-<w:footnotes xmlns:wpc="http://schemas.microsoft.com/office/word/2010/wordprocessingCanvas" xmlns:mc="http://schemas.openxmlformats.org/markup-compatibility/2006" xmlns:o="urn:schemas-microsoft-com:office:office" xmlns:r="http://schemas.openxmlformats.org/officeDocument/2006/relationships" xmlns:m="http://schemas.openxmlformats.org/officeDocument/2006/math" xmlns:v="urn:schemas-microsoft-com:vml" xmlns:wp14="http://schemas.microsoft.com/office/word/2010/wordprocessingDrawing" xmlns:wp="http://schemas.openxmlformats.org/drawingml/2006/wordprocessingDrawing" xmlns:w10="urn:schemas-microsoft-com:office:word" xmlns:w="http://schemas.openxmlformats.org/wordprocessingml/2006/main" xmlns:w14="http://schemas.microsoft.com/office/word/2010/wordml" xmlns:w15="http://schemas.microsoft.com/office/word/2012/wordml" xmlns:wpg="http://schemas.microsoft.com/office/word/2010/wordprocessingGroup" xmlns:wpi="http://schemas.microsoft.com/office/word/2010/wordprocessingInk" xmlns:wne="http://schemas.microsoft.com/office/word/2006/wordml" xmlns:wps="http://schemas.microsoft.com/office/word/2010/wordprocessingShape" mc:Ignorable="w14 w15 wp14">
-  <w:footnote w:type="separator" w:id="-1">
-    <w:p>
-      <w:pPr>
-        <w:spacing w:after="0" w:line="240" w:lineRule="auto"/>
-      </w:pPr>
-      <w:r>
-        <w:rPr>
-          <w:rStyle w:val="FootnoteReference"/>
-        </w:rPr>
-        <w:footnoteRef/>
-      </w:r>
-      <w:r>
-        <w:separator/>
-      </w:r>
-    </w:p>
-  </w:footnote>
-  <w:footnote w:type="continuationSeparator" w:id="0">
-    <w:p>
-      <w:pPr>
-        <w:spacing w:after="0" w:line="240" w:lineRule="auto"/>
-      </w:pPr>
-      <w:r>
-        <w:rPr>
-          <w:rStyle w:val="FootnoteReference"/>
-        </w:rPr>
-        <w:footnoteRef/>
-      </w:r>
-      <w:r>
-        <w:continuationSeparator/>
-      </w:r>
-    </w:p>
-  </w:footnote>
-</w:footnotes>
-</file>
-
 <file path=word/numbering.xml><?xml version="1.0" encoding="utf-8"?>
-<w:numbering xmlns:wpc="http://schemas.microsoft.com/office/word/2010/wordprocessingCanvas" xmlns:mc="http://schemas.openxmlformats.org/markup-compatibility/2006" xmlns:o="urn:schemas-microsoft-com:office:office" xmlns:r="http://schemas.openxmlformats.org/officeDocument/2006/relationships" xmlns:m="http://schemas.openxmlformats.org/officeDocument/2006/math" xmlns:v="urn:schemas-microsoft-com:vml" xmlns:wp14="http://schemas.microsoft.com/office/word/2010/wordprocessingDrawing" xmlns:wp="http://schemas.openxmlformats.org/drawingml/2006/wordprocessingDrawing" xmlns:w10="urn:schemas-microsoft-com:office:word" xmlns:w="http://schemas.openxmlformats.org/wordprocessingml/2006/main" xmlns:w14="http://schemas.microsoft.com/office/word/2010/wordml" xmlns:w15="http://schemas.microsoft.com/office/word/2012/wordml" xmlns:wpg="http://schemas.microsoft.com/office/word/2010/wordprocessingGroup" xmlns:wpi="http://schemas.microsoft.com/office/word/2010/wordprocessingInk" xmlns:wne="http://schemas.microsoft.com/office/word/2006/wordml" xmlns:wps="http://schemas.microsoft.com/office/word/2010/wordprocessingShape" mc:Ignorable="w14 w15 wp14">
-  <w:abstractNum w:abstractNumId="1" w15:restartNumberingAfterBreak="0">
+<w:numbering xmlns:wpc="http://schemas.microsoft.com/office/word/2010/wordprocessingCanvas" xmlns:cx="http://schemas.microsoft.com/office/drawing/2014/chartex" xmlns:cx1="http://schemas.microsoft.com/office/drawing/2015/9/8/chartex" xmlns:cx2="http://schemas.microsoft.com/office/drawing/2015/10/21/chartex" xmlns:cx3="http://schemas.microsoft.com/office/drawing/2016/5/9/chartex" xmlns:cx4="http://schemas.microsoft.com/office/drawing/2016/5/10/chartex" xmlns:cx5="http://schemas.microsoft.com/office/drawing/2016/5/11/chartex" xmlns:cx6="http://schemas.microsoft.com/office/drawing/2016/5/12/chartex" xmlns:cx7="http://schemas.microsoft.com/office/drawing/2016/5/13/chartex" xmlns:cx8="http://schemas.microsoft.com/office/drawing/2016/5/14/chartex" xmlns:mc="http://schemas.openxmlformats.org/markup-compatibility/2006" xmlns:aink="http://schemas.microsoft.com/office/drawing/2016/ink" xmlns:am3d="http://schemas.microsoft.com/office/drawing/2017/model3d" xmlns:o="urn:schemas-microsoft-com:office:office" xmlns:oel="http://schemas.microsoft.com/office/2019/extlst" xmlns:r="http://schemas.openxmlformats.org/officeDocument/2006/relationships" xmlns:m="http://schemas.openxmlformats.org/officeDocument/2006/math" xmlns:v="urn:schemas-microsoft-com:vml" xmlns:wp14="http://schemas.microsoft.com/office/word/2010/wordprocessingDrawing" xmlns:wp="http://schemas.openxmlformats.org/drawingml/2006/wordprocessingDrawing" xmlns:w10="urn:schemas-microsoft-com:office:word" xmlns:w="http://schemas.openxmlformats.org/wordprocessingml/2006/main" xmlns:w14="http://schemas.microsoft.com/office/word/2010/wordml" xmlns:w15="http://schemas.microsoft.com/office/word/2012/wordml" xmlns:w16cei="http://schemas.microsoft.com/office/word/2026/wordml/cei" xmlns:w16cex="http://schemas.microsoft.com/office/word/2018/wordml/cex" xmlns:w16cid="http://schemas.microsoft.com/office/word/2016/wordml/cid" xmlns:w16="http://schemas.microsoft.com/office/word/2018/wordml" xmlns:w16du="http://schemas.microsoft.com/office/word/2023/wordml/word16du" xmlns:w16sdtdh="http://schemas.microsoft.com/office/word/2020/wordml/sdtdatahash" xmlns:w16sdtfl="http://schemas.microsoft.com/office/word/2024/wordml/sdtformatlock" xmlns:w16se="http://schemas.microsoft.com/office/word/2015/wordml/symex" xmlns:wpg="http://schemas.microsoft.com/office/word/2010/wordprocessingGroup" xmlns:wpi="http://schemas.microsoft.com/office/word/2010/wordprocessingInk" xmlns:wne="http://schemas.microsoft.com/office/word/2006/wordml" xmlns:wps="http://schemas.microsoft.com/office/word/2010/wordprocessingShape" mc:Ignorable="w14 w15 w16se w16cid w16 w16cex w16sdtdh w16sdtfl w16du wp14">
+  <w:abstractNum w:abstractNumId="0" w15:restartNumberingAfterBreak="0">
+    <w:nsid w:val="06B21B1D"/>
     <w:multiLevelType w:val="hybridMultilevel"/>
-    <w:lvl w:ilvl="0" w15:tentative="1">
+    <w:tmpl w:val="04ACB5F8"/>
+    <w:lvl w:ilvl="0" w:tplc="635E948E">
       <w:start w:val="1"/>
       <w:numFmt w:val="bullet"/>
       <w:lvlText w:val="●"/>
@@ -1117,7 +1033,7 @@
         <w:ind w:left="720" w:hanging="360"/>
       </w:pPr>
     </w:lvl>
-    <w:lvl w:ilvl="1" w15:tentative="1">
+    <w:lvl w:ilvl="1" w:tplc="8078E2F6">
       <w:start w:val="1"/>
       <w:numFmt w:val="bullet"/>
       <w:lvlText w:val="○"/>
@@ -1126,7 +1042,7 @@
         <w:ind w:left="1440" w:hanging="360"/>
       </w:pPr>
     </w:lvl>
-    <w:lvl w:ilvl="2" w15:tentative="1">
+    <w:lvl w:ilvl="2" w:tplc="99582F98">
       <w:start w:val="1"/>
       <w:numFmt w:val="bullet"/>
       <w:lvlText w:val="■"/>
@@ -1135,7 +1051,7 @@
         <w:ind w:left="2160" w:hanging="360"/>
       </w:pPr>
     </w:lvl>
-    <w:lvl w:ilvl="3" w15:tentative="1">
+    <w:lvl w:ilvl="3" w:tplc="4148E1E8">
       <w:start w:val="1"/>
       <w:numFmt w:val="bullet"/>
       <w:lvlText w:val="●"/>
@@ -1144,7 +1060,7 @@
         <w:ind w:left="2880" w:hanging="360"/>
       </w:pPr>
     </w:lvl>
-    <w:lvl w:ilvl="4" w15:tentative="1">
+    <w:lvl w:ilvl="4" w:tplc="0E24CB48">
       <w:start w:val="1"/>
       <w:numFmt w:val="bullet"/>
       <w:lvlText w:val="○"/>
@@ -1153,7 +1069,7 @@
         <w:ind w:left="3600" w:hanging="360"/>
       </w:pPr>
     </w:lvl>
-    <w:lvl w:ilvl="5" w15:tentative="1">
+    <w:lvl w:ilvl="5" w:tplc="304671CA">
       <w:start w:val="1"/>
       <w:numFmt w:val="bullet"/>
       <w:lvlText w:val="■"/>
@@ -1162,7 +1078,7 @@
         <w:ind w:left="4320" w:hanging="360"/>
       </w:pPr>
     </w:lvl>
-    <w:lvl w:ilvl="6" w15:tentative="1">
+    <w:lvl w:ilvl="6" w:tplc="C06A3D12">
       <w:start w:val="1"/>
       <w:numFmt w:val="bullet"/>
       <w:lvlText w:val="●"/>
@@ -1171,7 +1087,7 @@
         <w:ind w:left="5040" w:hanging="360"/>
       </w:pPr>
     </w:lvl>
-    <w:lvl w:ilvl="7" w15:tentative="1">
+    <w:lvl w:ilvl="7" w:tplc="511E50E2">
       <w:start w:val="1"/>
       <w:numFmt w:val="bullet"/>
       <w:lvlText w:val="●"/>
@@ -1180,7 +1096,7 @@
         <w:ind w:left="5760" w:hanging="360"/>
       </w:pPr>
     </w:lvl>
-    <w:lvl w:ilvl="8" w15:tentative="1">
+    <w:lvl w:ilvl="8" w:tplc="485A1C24">
       <w:start w:val="1"/>
       <w:numFmt w:val="bullet"/>
       <w:lvlText w:val="●"/>
@@ -1190,8 +1106,8 @@
       </w:pPr>
     </w:lvl>
   </w:abstractNum>
-  <w:num w:numId="1">
-    <w:abstractNumId w:val="1"/>
+  <w:num w:numId="1" w16cid:durableId="455950948">
+    <w:abstractNumId w:val="0"/>
     <w:lvlOverride w:ilvl="0">
       <w:startOverride w:val="1"/>
     </w:lvlOverride>
@@ -1200,26 +1116,405 @@
 </file>
 
 <file path=word/styles.xml><?xml version="1.0" encoding="utf-8"?>
-<w:styles xmlns:mc="http://schemas.openxmlformats.org/markup-compatibility/2006" xmlns:r="http://schemas.openxmlformats.org/officeDocument/2006/relationships" xmlns:w="http://schemas.openxmlformats.org/wordprocessingml/2006/main" xmlns:w14="http://schemas.microsoft.com/office/word/2010/wordml" xmlns:w15="http://schemas.microsoft.com/office/word/2012/wordml" mc:Ignorable="w14 w15">
+<w:styles xmlns:mc="http://schemas.openxmlformats.org/markup-compatibility/2006" xmlns:r="http://schemas.openxmlformats.org/officeDocument/2006/relationships" xmlns:w="http://schemas.openxmlformats.org/wordprocessingml/2006/main" xmlns:w14="http://schemas.microsoft.com/office/word/2010/wordml" xmlns:w15="http://schemas.microsoft.com/office/word/2012/wordml" xmlns:w16cex="http://schemas.microsoft.com/office/word/2018/wordml/cex" xmlns:w16cid="http://schemas.microsoft.com/office/word/2016/wordml/cid" xmlns:w16="http://schemas.microsoft.com/office/word/2018/wordml" xmlns:w16du="http://schemas.microsoft.com/office/word/2023/wordml/word16du" xmlns:w16sdtdh="http://schemas.microsoft.com/office/word/2020/wordml/sdtdatahash" xmlns:w16sdtfl="http://schemas.microsoft.com/office/word/2024/wordml/sdtformatlock" xmlns:w16se="http://schemas.microsoft.com/office/word/2015/wordml/symex" mc:Ignorable="w14 w15 w16se w16cid w16 w16cex w16sdtdh w16sdtfl w16du">
   <w:docDefaults>
-    <w:rPrDefault/>
+    <w:rPrDefault>
+      <w:rPr>
+        <w:rFonts w:ascii="Times New Roman" w:eastAsia="Times New Roman" w:hAnsi="Times New Roman" w:cs="Times New Roman"/>
+        <w:lang w:val="en-US" w:eastAsia="en-US" w:bidi="ar-SA"/>
+      </w:rPr>
+    </w:rPrDefault>
     <w:pPrDefault/>
   </w:docDefaults>
-  <w:style w:type="paragraph" w:styleId="Title">
-    <w:name w:val="Title"/>
-    <w:basedOn w:val="Normal"/>
-    <w:next w:val="Normal"/>
+  <w:latentStyles w:defLockedState="0" w:defUIPriority="99" w:defSemiHidden="0" w:defUnhideWhenUsed="0" w:defQFormat="0" w:count="376">
+    <w:lsdException w:name="Normal" w:uiPriority="0" w:qFormat="1"/>
+    <w:lsdException w:name="heading 1" w:uiPriority="9" w:qFormat="1"/>
+    <w:lsdException w:name="heading 2" w:semiHidden="1" w:uiPriority="9" w:unhideWhenUsed="1" w:qFormat="1"/>
+    <w:lsdException w:name="heading 3" w:semiHidden="1" w:uiPriority="9" w:unhideWhenUsed="1" w:qFormat="1"/>
+    <w:lsdException w:name="heading 4" w:semiHidden="1" w:uiPriority="9" w:unhideWhenUsed="1" w:qFormat="1"/>
+    <w:lsdException w:name="heading 5" w:semiHidden="1" w:uiPriority="9" w:unhideWhenUsed="1" w:qFormat="1"/>
+    <w:lsdException w:name="heading 6" w:semiHidden="1" w:uiPriority="9" w:unhideWhenUsed="1" w:qFormat="1"/>
+    <w:lsdException w:name="heading 7" w:semiHidden="1" w:uiPriority="9" w:unhideWhenUsed="1" w:qFormat="1"/>
+    <w:lsdException w:name="heading 8" w:semiHidden="1" w:uiPriority="9" w:unhideWhenUsed="1" w:qFormat="1"/>
+    <w:lsdException w:name="heading 9" w:semiHidden="1" w:uiPriority="9" w:unhideWhenUsed="1" w:qFormat="1"/>
+    <w:lsdException w:name="index 1" w:semiHidden="1" w:unhideWhenUsed="1"/>
+    <w:lsdException w:name="index 2" w:semiHidden="1" w:unhideWhenUsed="1"/>
+    <w:lsdException w:name="index 3" w:semiHidden="1" w:unhideWhenUsed="1"/>
+    <w:lsdException w:name="index 4" w:semiHidden="1" w:unhideWhenUsed="1"/>
+    <w:lsdException w:name="index 5" w:semiHidden="1" w:unhideWhenUsed="1"/>
+    <w:lsdException w:name="index 6" w:semiHidden="1" w:unhideWhenUsed="1"/>
+    <w:lsdException w:name="index 7" w:semiHidden="1" w:unhideWhenUsed="1"/>
+    <w:lsdException w:name="index 8" w:semiHidden="1" w:unhideWhenUsed="1"/>
+    <w:lsdException w:name="index 9" w:semiHidden="1" w:unhideWhenUsed="1"/>
+    <w:lsdException w:name="toc 1" w:semiHidden="1" w:uiPriority="39" w:unhideWhenUsed="1"/>
+    <w:lsdException w:name="toc 2" w:semiHidden="1" w:uiPriority="39" w:unhideWhenUsed="1"/>
+    <w:lsdException w:name="toc 3" w:semiHidden="1" w:uiPriority="39" w:unhideWhenUsed="1"/>
+    <w:lsdException w:name="toc 4" w:semiHidden="1" w:uiPriority="39" w:unhideWhenUsed="1"/>
+    <w:lsdException w:name="toc 5" w:semiHidden="1" w:uiPriority="39" w:unhideWhenUsed="1"/>
+    <w:lsdException w:name="toc 6" w:semiHidden="1" w:uiPriority="39" w:unhideWhenUsed="1"/>
+    <w:lsdException w:name="toc 7" w:semiHidden="1" w:uiPriority="39" w:unhideWhenUsed="1"/>
+    <w:lsdException w:name="toc 8" w:semiHidden="1" w:uiPriority="39" w:unhideWhenUsed="1"/>
+    <w:lsdException w:name="toc 9" w:semiHidden="1" w:uiPriority="39" w:unhideWhenUsed="1"/>
+    <w:lsdException w:name="Normal Indent" w:semiHidden="1" w:unhideWhenUsed="1"/>
+    <w:lsdException w:name="footnote text" w:semiHidden="1" w:unhideWhenUsed="1"/>
+    <w:lsdException w:name="annotation text" w:semiHidden="1" w:unhideWhenUsed="1"/>
+    <w:lsdException w:name="header" w:semiHidden="1" w:unhideWhenUsed="1"/>
+    <w:lsdException w:name="footer" w:semiHidden="1" w:unhideWhenUsed="1"/>
+    <w:lsdException w:name="index heading" w:semiHidden="1" w:unhideWhenUsed="1"/>
+    <w:lsdException w:name="caption" w:semiHidden="1" w:uiPriority="35" w:unhideWhenUsed="1" w:qFormat="1"/>
+    <w:lsdException w:name="table of figures" w:semiHidden="1" w:unhideWhenUsed="1"/>
+    <w:lsdException w:name="envelope address" w:semiHidden="1" w:unhideWhenUsed="1"/>
+    <w:lsdException w:name="envelope return" w:semiHidden="1" w:unhideWhenUsed="1"/>
+    <w:lsdException w:name="footnote reference" w:semiHidden="1" w:unhideWhenUsed="1"/>
+    <w:lsdException w:name="annotation reference" w:semiHidden="1" w:unhideWhenUsed="1"/>
+    <w:lsdException w:name="line number" w:semiHidden="1" w:unhideWhenUsed="1"/>
+    <w:lsdException w:name="page number" w:semiHidden="1" w:unhideWhenUsed="1"/>
+    <w:lsdException w:name="endnote reference" w:semiHidden="1" w:unhideWhenUsed="1"/>
+    <w:lsdException w:name="endnote text" w:semiHidden="1" w:unhideWhenUsed="1"/>
+    <w:lsdException w:name="table of authorities" w:semiHidden="1" w:unhideWhenUsed="1"/>
+    <w:lsdException w:name="macro" w:semiHidden="1" w:unhideWhenUsed="1"/>
+    <w:lsdException w:name="toa heading" w:semiHidden="1" w:unhideWhenUsed="1"/>
+    <w:lsdException w:name="List" w:semiHidden="1" w:unhideWhenUsed="1"/>
+    <w:lsdException w:name="List Bullet" w:semiHidden="1" w:unhideWhenUsed="1"/>
+    <w:lsdException w:name="List Number" w:semiHidden="1" w:unhideWhenUsed="1"/>
+    <w:lsdException w:name="List 2" w:semiHidden="1" w:unhideWhenUsed="1"/>
+    <w:lsdException w:name="List 3" w:semiHidden="1" w:unhideWhenUsed="1"/>
+    <w:lsdException w:name="List 4" w:semiHidden="1" w:unhideWhenUsed="1"/>
+    <w:lsdException w:name="List 5" w:semiHidden="1" w:unhideWhenUsed="1"/>
+    <w:lsdException w:name="List Bullet 2" w:semiHidden="1" w:unhideWhenUsed="1"/>
+    <w:lsdException w:name="List Bullet 3" w:semiHidden="1" w:unhideWhenUsed="1"/>
+    <w:lsdException w:name="List Bullet 4" w:semiHidden="1" w:unhideWhenUsed="1"/>
+    <w:lsdException w:name="List Bullet 5" w:semiHidden="1" w:unhideWhenUsed="1"/>
+    <w:lsdException w:name="List Number 2" w:semiHidden="1" w:unhideWhenUsed="1"/>
+    <w:lsdException w:name="List Number 3" w:semiHidden="1" w:unhideWhenUsed="1"/>
+    <w:lsdException w:name="List Number 4" w:semiHidden="1" w:unhideWhenUsed="1"/>
+    <w:lsdException w:name="List Number 5" w:semiHidden="1" w:unhideWhenUsed="1"/>
+    <w:lsdException w:name="Title" w:uiPriority="10" w:qFormat="1"/>
+    <w:lsdException w:name="Closing" w:semiHidden="1" w:unhideWhenUsed="1"/>
+    <w:lsdException w:name="Signature" w:semiHidden="1" w:unhideWhenUsed="1"/>
+    <w:lsdException w:name="Default Paragraph Font" w:semiHidden="1" w:uiPriority="1" w:unhideWhenUsed="1"/>
+    <w:lsdException w:name="Body Text" w:semiHidden="1" w:unhideWhenUsed="1"/>
+    <w:lsdException w:name="Body Text Indent" w:semiHidden="1" w:unhideWhenUsed="1"/>
+    <w:lsdException w:name="List Continue" w:semiHidden="1" w:unhideWhenUsed="1"/>
+    <w:lsdException w:name="List Continue 2" w:semiHidden="1" w:unhideWhenUsed="1"/>
+    <w:lsdException w:name="List Continue 3" w:semiHidden="1" w:unhideWhenUsed="1"/>
+    <w:lsdException w:name="List Continue 4" w:semiHidden="1" w:unhideWhenUsed="1"/>
+    <w:lsdException w:name="List Continue 5" w:semiHidden="1" w:unhideWhenUsed="1"/>
+    <w:lsdException w:name="Message Header" w:semiHidden="1" w:unhideWhenUsed="1"/>
+    <w:lsdException w:name="Subtitle" w:uiPriority="11" w:qFormat="1"/>
+    <w:lsdException w:name="Salutation" w:semiHidden="1" w:unhideWhenUsed="1"/>
+    <w:lsdException w:name="Date" w:semiHidden="1" w:unhideWhenUsed="1"/>
+    <w:lsdException w:name="Body Text First Indent" w:semiHidden="1" w:unhideWhenUsed="1"/>
+    <w:lsdException w:name="Body Text First Indent 2" w:semiHidden="1" w:unhideWhenUsed="1"/>
+    <w:lsdException w:name="Note Heading" w:semiHidden="1" w:unhideWhenUsed="1"/>
+    <w:lsdException w:name="Body Text 2" w:semiHidden="1" w:unhideWhenUsed="1"/>
+    <w:lsdException w:name="Body Text 3" w:semiHidden="1" w:unhideWhenUsed="1"/>
+    <w:lsdException w:name="Body Text Indent 2" w:semiHidden="1" w:unhideWhenUsed="1"/>
+    <w:lsdException w:name="Body Text Indent 3" w:semiHidden="1" w:unhideWhenUsed="1"/>
+    <w:lsdException w:name="Block Text" w:semiHidden="1" w:unhideWhenUsed="1"/>
+    <w:lsdException w:name="Hyperlink" w:semiHidden="1" w:unhideWhenUsed="1"/>
+    <w:lsdException w:name="FollowedHyperlink" w:semiHidden="1" w:unhideWhenUsed="1"/>
+    <w:lsdException w:name="Strong" w:uiPriority="22" w:qFormat="1"/>
+    <w:lsdException w:name="Emphasis" w:uiPriority="20" w:qFormat="1"/>
+    <w:lsdException w:name="Document Map" w:semiHidden="1" w:unhideWhenUsed="1"/>
+    <w:lsdException w:name="Plain Text" w:semiHidden="1" w:unhideWhenUsed="1"/>
+    <w:lsdException w:name="E-mail Signature" w:semiHidden="1" w:unhideWhenUsed="1"/>
+    <w:lsdException w:name="HTML Top of Form" w:semiHidden="1" w:unhideWhenUsed="1"/>
+    <w:lsdException w:name="HTML Bottom of Form" w:semiHidden="1" w:unhideWhenUsed="1"/>
+    <w:lsdException w:name="Normal (Web)" w:semiHidden="1" w:unhideWhenUsed="1"/>
+    <w:lsdException w:name="HTML Acronym" w:semiHidden="1" w:unhideWhenUsed="1"/>
+    <w:lsdException w:name="HTML Address" w:semiHidden="1" w:unhideWhenUsed="1"/>
+    <w:lsdException w:name="HTML Cite" w:semiHidden="1" w:unhideWhenUsed="1"/>
+    <w:lsdException w:name="HTML Code" w:semiHidden="1" w:unhideWhenUsed="1"/>
+    <w:lsdException w:name="HTML Definition" w:semiHidden="1" w:unhideWhenUsed="1"/>
+    <w:lsdException w:name="HTML Keyboard" w:semiHidden="1" w:unhideWhenUsed="1"/>
+    <w:lsdException w:name="HTML Preformatted" w:semiHidden="1" w:unhideWhenUsed="1"/>
+    <w:lsdException w:name="HTML Sample" w:semiHidden="1" w:unhideWhenUsed="1"/>
+    <w:lsdException w:name="HTML Typewriter" w:semiHidden="1" w:unhideWhenUsed="1"/>
+    <w:lsdException w:name="HTML Variable" w:semiHidden="1" w:unhideWhenUsed="1"/>
+    <w:lsdException w:name="Normal Table" w:semiHidden="1" w:unhideWhenUsed="1"/>
+    <w:lsdException w:name="annotation subject" w:semiHidden="1" w:unhideWhenUsed="1"/>
+    <w:lsdException w:name="No List" w:semiHidden="1" w:unhideWhenUsed="1"/>
+    <w:lsdException w:name="Outline List 1" w:semiHidden="1" w:unhideWhenUsed="1"/>
+    <w:lsdException w:name="Outline List 2" w:semiHidden="1" w:unhideWhenUsed="1"/>
+    <w:lsdException w:name="Outline List 3" w:semiHidden="1" w:unhideWhenUsed="1"/>
+    <w:lsdException w:name="Table Simple 1" w:semiHidden="1" w:unhideWhenUsed="1"/>
+    <w:lsdException w:name="Table Simple 2" w:semiHidden="1" w:unhideWhenUsed="1"/>
+    <w:lsdException w:name="Table Simple 3" w:semiHidden="1" w:unhideWhenUsed="1"/>
+    <w:lsdException w:name="Table Classic 1" w:semiHidden="1" w:unhideWhenUsed="1"/>
+    <w:lsdException w:name="Table Classic 2" w:semiHidden="1" w:unhideWhenUsed="1"/>
+    <w:lsdException w:name="Table Classic 3" w:semiHidden="1" w:unhideWhenUsed="1"/>
+    <w:lsdException w:name="Table Classic 4" w:semiHidden="1" w:unhideWhenUsed="1"/>
+    <w:lsdException w:name="Table Colorful 1" w:semiHidden="1" w:unhideWhenUsed="1"/>
+    <w:lsdException w:name="Table Colorful 2" w:semiHidden="1" w:unhideWhenUsed="1"/>
+    <w:lsdException w:name="Table Colorful 3" w:semiHidden="1" w:unhideWhenUsed="1"/>
+    <w:lsdException w:name="Table Columns 1" w:semiHidden="1" w:unhideWhenUsed="1"/>
+    <w:lsdException w:name="Table Columns 2" w:semiHidden="1" w:unhideWhenUsed="1"/>
+    <w:lsdException w:name="Table Columns 3" w:semiHidden="1" w:unhideWhenUsed="1"/>
+    <w:lsdException w:name="Table Columns 4" w:semiHidden="1" w:unhideWhenUsed="1"/>
+    <w:lsdException w:name="Table Columns 5" w:semiHidden="1" w:unhideWhenUsed="1"/>
+    <w:lsdException w:name="Table Grid 1" w:semiHidden="1" w:unhideWhenUsed="1"/>
+    <w:lsdException w:name="Table Grid 2" w:semiHidden="1" w:unhideWhenUsed="1"/>
+    <w:lsdException w:name="Table Grid 3" w:semiHidden="1" w:unhideWhenUsed="1"/>
+    <w:lsdException w:name="Table Grid 4" w:semiHidden="1" w:unhideWhenUsed="1"/>
+    <w:lsdException w:name="Table Grid 5" w:semiHidden="1" w:unhideWhenUsed="1"/>
+    <w:lsdException w:name="Table Grid 6" w:semiHidden="1" w:unhideWhenUsed="1"/>
+    <w:lsdException w:name="Table Grid 7" w:semiHidden="1" w:unhideWhenUsed="1"/>
+    <w:lsdException w:name="Table Grid 8" w:semiHidden="1" w:unhideWhenUsed="1"/>
+    <w:lsdException w:name="Table List 1" w:semiHidden="1" w:unhideWhenUsed="1"/>
+    <w:lsdException w:name="Table List 2" w:semiHidden="1" w:unhideWhenUsed="1"/>
+    <w:lsdException w:name="Table List 3" w:semiHidden="1" w:unhideWhenUsed="1"/>
+    <w:lsdException w:name="Table List 4" w:semiHidden="1" w:unhideWhenUsed="1"/>
+    <w:lsdException w:name="Table List 5" w:semiHidden="1" w:unhideWhenUsed="1"/>
+    <w:lsdException w:name="Table List 6" w:semiHidden="1" w:unhideWhenUsed="1"/>
+    <w:lsdException w:name="Table List 7" w:semiHidden="1" w:unhideWhenUsed="1"/>
+    <w:lsdException w:name="Table List 8" w:semiHidden="1" w:unhideWhenUsed="1"/>
+    <w:lsdException w:name="Table 3D effects 1" w:semiHidden="1" w:unhideWhenUsed="1"/>
+    <w:lsdException w:name="Table 3D effects 2" w:semiHidden="1" w:unhideWhenUsed="1"/>
+    <w:lsdException w:name="Table 3D effects 3" w:semiHidden="1" w:unhideWhenUsed="1"/>
+    <w:lsdException w:name="Table Contemporary" w:semiHidden="1" w:unhideWhenUsed="1"/>
+    <w:lsdException w:name="Table Elegant" w:semiHidden="1" w:unhideWhenUsed="1"/>
+    <w:lsdException w:name="Table Professional" w:semiHidden="1" w:unhideWhenUsed="1"/>
+    <w:lsdException w:name="Table Subtle 1" w:semiHidden="1" w:unhideWhenUsed="1"/>
+    <w:lsdException w:name="Table Subtle 2" w:semiHidden="1" w:unhideWhenUsed="1"/>
+    <w:lsdException w:name="Table Web 1" w:semiHidden="1" w:unhideWhenUsed="1"/>
+    <w:lsdException w:name="Table Web 2" w:semiHidden="1" w:unhideWhenUsed="1"/>
+    <w:lsdException w:name="Table Web 3" w:semiHidden="1" w:unhideWhenUsed="1"/>
+    <w:lsdException w:name="Balloon Text" w:semiHidden="1" w:unhideWhenUsed="1"/>
+    <w:lsdException w:name="Table Grid" w:uiPriority="39"/>
+    <w:lsdException w:name="Table Theme" w:semiHidden="1" w:unhideWhenUsed="1"/>
+    <w:lsdException w:name="Placeholder Text" w:semiHidden="1"/>
+    <w:lsdException w:name="No Spacing" w:uiPriority="1" w:qFormat="1"/>
+    <w:lsdException w:name="Light Shading" w:uiPriority="60"/>
+    <w:lsdException w:name="Light List" w:uiPriority="61"/>
+    <w:lsdException w:name="Light Grid" w:uiPriority="62"/>
+    <w:lsdException w:name="Medium Shading 1" w:uiPriority="63"/>
+    <w:lsdException w:name="Medium Shading 2" w:uiPriority="64"/>
+    <w:lsdException w:name="Medium List 1" w:uiPriority="65"/>
+    <w:lsdException w:name="Medium List 2" w:uiPriority="66"/>
+    <w:lsdException w:name="Medium Grid 1" w:uiPriority="67"/>
+    <w:lsdException w:name="Medium Grid 2" w:uiPriority="68"/>
+    <w:lsdException w:name="Medium Grid 3" w:uiPriority="69"/>
+    <w:lsdException w:name="Dark List" w:uiPriority="70"/>
+    <w:lsdException w:name="Colorful Shading" w:uiPriority="71"/>
+    <w:lsdException w:name="Colorful List" w:uiPriority="72"/>
+    <w:lsdException w:name="Colorful Grid" w:uiPriority="73"/>
+    <w:lsdException w:name="Light Shading Accent 1" w:uiPriority="60"/>
+    <w:lsdException w:name="Light List Accent 1" w:uiPriority="61"/>
+    <w:lsdException w:name="Light Grid Accent 1" w:uiPriority="62"/>
+    <w:lsdException w:name="Medium Shading 1 Accent 1" w:uiPriority="63"/>
+    <w:lsdException w:name="Medium Shading 2 Accent 1" w:uiPriority="64"/>
+    <w:lsdException w:name="Medium List 1 Accent 1" w:uiPriority="65"/>
+    <w:lsdException w:name="Revision" w:semiHidden="1"/>
+    <w:lsdException w:name="List Paragraph" w:uiPriority="34" w:qFormat="1"/>
+    <w:lsdException w:name="Quote" w:uiPriority="29" w:qFormat="1"/>
+    <w:lsdException w:name="Intense Quote" w:uiPriority="30" w:qFormat="1"/>
+    <w:lsdException w:name="Medium List 2 Accent 1" w:uiPriority="66"/>
+    <w:lsdException w:name="Medium Grid 1 Accent 1" w:uiPriority="67"/>
+    <w:lsdException w:name="Medium Grid 2 Accent 1" w:uiPriority="68"/>
+    <w:lsdException w:name="Medium Grid 3 Accent 1" w:uiPriority="69"/>
+    <w:lsdException w:name="Dark List Accent 1" w:uiPriority="70"/>
+    <w:lsdException w:name="Colorful Shading Accent 1" w:uiPriority="71"/>
+    <w:lsdException w:name="Colorful List Accent 1" w:uiPriority="72"/>
+    <w:lsdException w:name="Colorful Grid Accent 1" w:uiPriority="73"/>
+    <w:lsdException w:name="Light Shading Accent 2" w:uiPriority="60"/>
+    <w:lsdException w:name="Light List Accent 2" w:uiPriority="61"/>
+    <w:lsdException w:name="Light Grid Accent 2" w:uiPriority="62"/>
+    <w:lsdException w:name="Medium Shading 1 Accent 2" w:uiPriority="63"/>
+    <w:lsdException w:name="Medium Shading 2 Accent 2" w:uiPriority="64"/>
+    <w:lsdException w:name="Medium List 1 Accent 2" w:uiPriority="65"/>
+    <w:lsdException w:name="Medium List 2 Accent 2" w:uiPriority="66"/>
+    <w:lsdException w:name="Medium Grid 1 Accent 2" w:uiPriority="67"/>
+    <w:lsdException w:name="Medium Grid 2 Accent 2" w:uiPriority="68"/>
+    <w:lsdException w:name="Medium Grid 3 Accent 2" w:uiPriority="69"/>
+    <w:lsdException w:name="Dark List Accent 2" w:uiPriority="70"/>
+    <w:lsdException w:name="Colorful Shading Accent 2" w:uiPriority="71"/>
+    <w:lsdException w:name="Colorful List Accent 2" w:uiPriority="72"/>
+    <w:lsdException w:name="Colorful Grid Accent 2" w:uiPriority="73"/>
+    <w:lsdException w:name="Light Shading Accent 3" w:uiPriority="60"/>
+    <w:lsdException w:name="Light List Accent 3" w:uiPriority="61"/>
+    <w:lsdException w:name="Light Grid Accent 3" w:uiPriority="62"/>
+    <w:lsdException w:name="Medium Shading 1 Accent 3" w:uiPriority="63"/>
+    <w:lsdException w:name="Medium Shading 2 Accent 3" w:uiPriority="64"/>
+    <w:lsdException w:name="Medium List 1 Accent 3" w:uiPriority="65"/>
+    <w:lsdException w:name="Medium List 2 Accent 3" w:uiPriority="66"/>
+    <w:lsdException w:name="Medium Grid 1 Accent 3" w:uiPriority="67"/>
+    <w:lsdException w:name="Medium Grid 2 Accent 3" w:uiPriority="68"/>
+    <w:lsdException w:name="Medium Grid 3 Accent 3" w:uiPriority="69"/>
+    <w:lsdException w:name="Dark List Accent 3" w:uiPriority="70"/>
+    <w:lsdException w:name="Colorful Shading Accent 3" w:uiPriority="71"/>
+    <w:lsdException w:name="Colorful List Accent 3" w:uiPriority="72"/>
+    <w:lsdException w:name="Colorful Grid Accent 3" w:uiPriority="73"/>
+    <w:lsdException w:name="Light Shading Accent 4" w:uiPriority="60"/>
+    <w:lsdException w:name="Light List Accent 4" w:uiPriority="61"/>
+    <w:lsdException w:name="Light Grid Accent 4" w:uiPriority="62"/>
+    <w:lsdException w:name="Medium Shading 1 Accent 4" w:uiPriority="63"/>
+    <w:lsdException w:name="Medium Shading 2 Accent 4" w:uiPriority="64"/>
+    <w:lsdException w:name="Medium List 1 Accent 4" w:uiPriority="65"/>
+    <w:lsdException w:name="Medium List 2 Accent 4" w:uiPriority="66"/>
+    <w:lsdException w:name="Medium Grid 1 Accent 4" w:uiPriority="67"/>
+    <w:lsdException w:name="Medium Grid 2 Accent 4" w:uiPriority="68"/>
+    <w:lsdException w:name="Medium Grid 3 Accent 4" w:uiPriority="69"/>
+    <w:lsdException w:name="Dark List Accent 4" w:uiPriority="70"/>
+    <w:lsdException w:name="Colorful Shading Accent 4" w:uiPriority="71"/>
+    <w:lsdException w:name="Colorful List Accent 4" w:uiPriority="72"/>
+    <w:lsdException w:name="Colorful Grid Accent 4" w:uiPriority="73"/>
+    <w:lsdException w:name="Light Shading Accent 5" w:uiPriority="60"/>
+    <w:lsdException w:name="Light List Accent 5" w:uiPriority="61"/>
+    <w:lsdException w:name="Light Grid Accent 5" w:uiPriority="62"/>
+    <w:lsdException w:name="Medium Shading 1 Accent 5" w:uiPriority="63"/>
+    <w:lsdException w:name="Medium Shading 2 Accent 5" w:uiPriority="64"/>
+    <w:lsdException w:name="Medium List 1 Accent 5" w:uiPriority="65"/>
+    <w:lsdException w:name="Medium List 2 Accent 5" w:uiPriority="66"/>
+    <w:lsdException w:name="Medium Grid 1 Accent 5" w:uiPriority="67"/>
+    <w:lsdException w:name="Medium Grid 2 Accent 5" w:uiPriority="68"/>
+    <w:lsdException w:name="Medium Grid 3 Accent 5" w:uiPriority="69"/>
+    <w:lsdException w:name="Dark List Accent 5" w:uiPriority="70"/>
+    <w:lsdException w:name="Colorful Shading Accent 5" w:uiPriority="71"/>
+    <w:lsdException w:name="Colorful List Accent 5" w:uiPriority="72"/>
+    <w:lsdException w:name="Colorful Grid Accent 5" w:uiPriority="73"/>
+    <w:lsdException w:name="Light Shading Accent 6" w:uiPriority="60"/>
+    <w:lsdException w:name="Light List Accent 6" w:uiPriority="61"/>
+    <w:lsdException w:name="Light Grid Accent 6" w:uiPriority="62"/>
+    <w:lsdException w:name="Medium Shading 1 Accent 6" w:uiPriority="63"/>
+    <w:lsdException w:name="Medium Shading 2 Accent 6" w:uiPriority="64"/>
+    <w:lsdException w:name="Medium List 1 Accent 6" w:uiPriority="65"/>
+    <w:lsdException w:name="Medium List 2 Accent 6" w:uiPriority="66"/>
+    <w:lsdException w:name="Medium Grid 1 Accent 6" w:uiPriority="67"/>
+    <w:lsdException w:name="Medium Grid 2 Accent 6" w:uiPriority="68"/>
+    <w:lsdException w:name="Medium Grid 3 Accent 6" w:uiPriority="69"/>
+    <w:lsdException w:name="Dark List Accent 6" w:uiPriority="70"/>
+    <w:lsdException w:name="Colorful Shading Accent 6" w:uiPriority="71"/>
+    <w:lsdException w:name="Colorful List Accent 6" w:uiPriority="72"/>
+    <w:lsdException w:name="Colorful Grid Accent 6" w:uiPriority="73"/>
+    <w:lsdException w:name="Subtle Emphasis" w:uiPriority="19" w:qFormat="1"/>
+    <w:lsdException w:name="Intense Emphasis" w:uiPriority="21" w:qFormat="1"/>
+    <w:lsdException w:name="Subtle Reference" w:uiPriority="31" w:qFormat="1"/>
+    <w:lsdException w:name="Intense Reference" w:uiPriority="32" w:qFormat="1"/>
+    <w:lsdException w:name="Book Title" w:uiPriority="33" w:qFormat="1"/>
+    <w:lsdException w:name="Bibliography" w:semiHidden="1" w:uiPriority="37" w:unhideWhenUsed="1"/>
+    <w:lsdException w:name="TOC Heading" w:semiHidden="1" w:uiPriority="39" w:unhideWhenUsed="1" w:qFormat="1"/>
+    <w:lsdException w:name="Plain Table 1" w:uiPriority="41"/>
+    <w:lsdException w:name="Plain Table 2" w:uiPriority="42"/>
+    <w:lsdException w:name="Plain Table 3" w:uiPriority="43"/>
+    <w:lsdException w:name="Plain Table 4" w:uiPriority="44"/>
+    <w:lsdException w:name="Plain Table 5" w:uiPriority="45"/>
+    <w:lsdException w:name="Grid Table Light" w:uiPriority="40"/>
+    <w:lsdException w:name="Grid Table 1 Light" w:uiPriority="46"/>
+    <w:lsdException w:name="Grid Table 2" w:uiPriority="47"/>
+    <w:lsdException w:name="Grid Table 3" w:uiPriority="48"/>
+    <w:lsdException w:name="Grid Table 4" w:uiPriority="49"/>
+    <w:lsdException w:name="Grid Table 5 Dark" w:uiPriority="50"/>
+    <w:lsdException w:name="Grid Table 6 Colorful" w:uiPriority="51"/>
+    <w:lsdException w:name="Grid Table 7 Colorful" w:uiPriority="52"/>
+    <w:lsdException w:name="Grid Table 1 Light Accent 1" w:uiPriority="46"/>
+    <w:lsdException w:name="Grid Table 2 Accent 1" w:uiPriority="47"/>
+    <w:lsdException w:name="Grid Table 3 Accent 1" w:uiPriority="48"/>
+    <w:lsdException w:name="Grid Table 4 Accent 1" w:uiPriority="49"/>
+    <w:lsdException w:name="Grid Table 5 Dark Accent 1" w:uiPriority="50"/>
+    <w:lsdException w:name="Grid Table 6 Colorful Accent 1" w:uiPriority="51"/>
+    <w:lsdException w:name="Grid Table 7 Colorful Accent 1" w:uiPriority="52"/>
+    <w:lsdException w:name="Grid Table 1 Light Accent 2" w:uiPriority="46"/>
+    <w:lsdException w:name="Grid Table 2 Accent 2" w:uiPriority="47"/>
+    <w:lsdException w:name="Grid Table 3 Accent 2" w:uiPriority="48"/>
+    <w:lsdException w:name="Grid Table 4 Accent 2" w:uiPriority="49"/>
+    <w:lsdException w:name="Grid Table 5 Dark Accent 2" w:uiPriority="50"/>
+    <w:lsdException w:name="Grid Table 6 Colorful Accent 2" w:uiPriority="51"/>
+    <w:lsdException w:name="Grid Table 7 Colorful Accent 2" w:uiPriority="52"/>
+    <w:lsdException w:name="Grid Table 1 Light Accent 3" w:uiPriority="46"/>
+    <w:lsdException w:name="Grid Table 2 Accent 3" w:uiPriority="47"/>
+    <w:lsdException w:name="Grid Table 3 Accent 3" w:uiPriority="48"/>
+    <w:lsdException w:name="Grid Table 4 Accent 3" w:uiPriority="49"/>
+    <w:lsdException w:name="Grid Table 5 Dark Accent 3" w:uiPriority="50"/>
+    <w:lsdException w:name="Grid Table 6 Colorful Accent 3" w:uiPriority="51"/>
+    <w:lsdException w:name="Grid Table 7 Colorful Accent 3" w:uiPriority="52"/>
+    <w:lsdException w:name="Grid Table 1 Light Accent 4" w:uiPriority="46"/>
+    <w:lsdException w:name="Grid Table 2 Accent 4" w:uiPriority="47"/>
+    <w:lsdException w:name="Grid Table 3 Accent 4" w:uiPriority="48"/>
+    <w:lsdException w:name="Grid Table 4 Accent 4" w:uiPriority="49"/>
+    <w:lsdException w:name="Grid Table 5 Dark Accent 4" w:uiPriority="50"/>
+    <w:lsdException w:name="Grid Table 6 Colorful Accent 4" w:uiPriority="51"/>
+    <w:lsdException w:name="Grid Table 7 Colorful Accent 4" w:uiPriority="52"/>
+    <w:lsdException w:name="Grid Table 1 Light Accent 5" w:uiPriority="46"/>
+    <w:lsdException w:name="Grid Table 2 Accent 5" w:uiPriority="47"/>
+    <w:lsdException w:name="Grid Table 3 Accent 5" w:uiPriority="48"/>
+    <w:lsdException w:name="Grid Table 4 Accent 5" w:uiPriority="49"/>
+    <w:lsdException w:name="Grid Table 5 Dark Accent 5" w:uiPriority="50"/>
+    <w:lsdException w:name="Grid Table 6 Colorful Accent 5" w:uiPriority="51"/>
+    <w:lsdException w:name="Grid Table 7 Colorful Accent 5" w:uiPriority="52"/>
+    <w:lsdException w:name="Grid Table 1 Light Accent 6" w:uiPriority="46"/>
+    <w:lsdException w:name="Grid Table 2 Accent 6" w:uiPriority="47"/>
+    <w:lsdException w:name="Grid Table 3 Accent 6" w:uiPriority="48"/>
+    <w:lsdException w:name="Grid Table 4 Accent 6" w:uiPriority="49"/>
+    <w:lsdException w:name="Grid Table 5 Dark Accent 6" w:uiPriority="50"/>
+    <w:lsdException w:name="Grid Table 6 Colorful Accent 6" w:uiPriority="51"/>
+    <w:lsdException w:name="Grid Table 7 Colorful Accent 6" w:uiPriority="52"/>
+    <w:lsdException w:name="List Table 1 Light" w:uiPriority="46"/>
+    <w:lsdException w:name="List Table 2" w:uiPriority="47"/>
+    <w:lsdException w:name="List Table 3" w:uiPriority="48"/>
+    <w:lsdException w:name="List Table 4" w:uiPriority="49"/>
+    <w:lsdException w:name="List Table 5 Dark" w:uiPriority="50"/>
+    <w:lsdException w:name="List Table 6 Colorful" w:uiPriority="51"/>
+    <w:lsdException w:name="List Table 7 Colorful" w:uiPriority="52"/>
+    <w:lsdException w:name="List Table 1 Light Accent 1" w:uiPriority="46"/>
+    <w:lsdException w:name="List Table 2 Accent 1" w:uiPriority="47"/>
+    <w:lsdException w:name="List Table 3 Accent 1" w:uiPriority="48"/>
+    <w:lsdException w:name="List Table 4 Accent 1" w:uiPriority="49"/>
+    <w:lsdException w:name="List Table 5 Dark Accent 1" w:uiPriority="50"/>
+    <w:lsdException w:name="List Table 6 Colorful Accent 1" w:uiPriority="51"/>
+    <w:lsdException w:name="List Table 7 Colorful Accent 1" w:uiPriority="52"/>
+    <w:lsdException w:name="List Table 1 Light Accent 2" w:uiPriority="46"/>
+    <w:lsdException w:name="List Table 2 Accent 2" w:uiPriority="47"/>
+    <w:lsdException w:name="List Table 3 Accent 2" w:uiPriority="48"/>
+    <w:lsdException w:name="List Table 4 Accent 2" w:uiPriority="49"/>
+    <w:lsdException w:name="List Table 5 Dark Accent 2" w:uiPriority="50"/>
+    <w:lsdException w:name="List Table 6 Colorful Accent 2" w:uiPriority="51"/>
+    <w:lsdException w:name="List Table 7 Colorful Accent 2" w:uiPriority="52"/>
+    <w:lsdException w:name="List Table 1 Light Accent 3" w:uiPriority="46"/>
+    <w:lsdException w:name="List Table 2 Accent 3" w:uiPriority="47"/>
+    <w:lsdException w:name="List Table 3 Accent 3" w:uiPriority="48"/>
+    <w:lsdException w:name="List Table 4 Accent 3" w:uiPriority="49"/>
+    <w:lsdException w:name="List Table 5 Dark Accent 3" w:uiPriority="50"/>
+    <w:lsdException w:name="List Table 6 Colorful Accent 3" w:uiPriority="51"/>
+    <w:lsdException w:name="List Table 7 Colorful Accent 3" w:uiPriority="52"/>
+    <w:lsdException w:name="List Table 1 Light Accent 4" w:uiPriority="46"/>
+    <w:lsdException w:name="List Table 2 Accent 4" w:uiPriority="47"/>
+    <w:lsdException w:name="List Table 3 Accent 4" w:uiPriority="48"/>
+    <w:lsdException w:name="List Table 4 Accent 4" w:uiPriority="49"/>
+    <w:lsdException w:name="List Table 5 Dark Accent 4" w:uiPriority="50"/>
+    <w:lsdException w:name="List Table 6 Colorful Accent 4" w:uiPriority="51"/>
+    <w:lsdException w:name="List Table 7 Colorful Accent 4" w:uiPriority="52"/>
+    <w:lsdException w:name="List Table 1 Light Accent 5" w:uiPriority="46"/>
+    <w:lsdException w:name="List Table 2 Accent 5" w:uiPriority="47"/>
+    <w:lsdException w:name="List Table 3 Accent 5" w:uiPriority="48"/>
+    <w:lsdException w:name="List Table 4 Accent 5" w:uiPriority="49"/>
+    <w:lsdException w:name="List Table 5 Dark Accent 5" w:uiPriority="50"/>
+    <w:lsdException w:name="List Table 6 Colorful Accent 5" w:uiPriority="51"/>
+    <w:lsdException w:name="List Table 7 Colorful Accent 5" w:uiPriority="52"/>
+    <w:lsdException w:name="List Table 1 Light Accent 6" w:uiPriority="46"/>
+    <w:lsdException w:name="List Table 2 Accent 6" w:uiPriority="47"/>
+    <w:lsdException w:name="List Table 3 Accent 6" w:uiPriority="48"/>
+    <w:lsdException w:name="List Table 4 Accent 6" w:uiPriority="49"/>
+    <w:lsdException w:name="List Table 5 Dark Accent 6" w:uiPriority="50"/>
+    <w:lsdException w:name="List Table 6 Colorful Accent 6" w:uiPriority="51"/>
+    <w:lsdException w:name="List Table 7 Colorful Accent 6" w:uiPriority="52"/>
+    <w:lsdException w:name="Mention" w:semiHidden="1" w:unhideWhenUsed="1"/>
+    <w:lsdException w:name="Smart Hyperlink" w:semiHidden="1" w:unhideWhenUsed="1"/>
+    <w:lsdException w:name="Hashtag" w:semiHidden="1" w:unhideWhenUsed="1"/>
+    <w:lsdException w:name="Unresolved Mention" w:semiHidden="1" w:unhideWhenUsed="1"/>
+    <w:lsdException w:name="Smart Link" w:semiHidden="1" w:unhideWhenUsed="1"/>
+  </w:latentStyles>
+  <w:style w:type="paragraph" w:default="1" w:styleId="Normal">
+    <w:name w:val="Normal"/>
     <w:qFormat/>
-    <w:rPr>
-      <w:sz w:val="56"/>
-      <w:szCs w:val="56"/>
-    </w:rPr>
   </w:style>
   <w:style w:type="paragraph" w:styleId="Heading1">
-    <w:name w:val="Heading 1"/>
-    <w:basedOn w:val="Normal"/>
-    <w:next w:val="Normal"/>
+    <w:name w:val="heading 1"/>
+    <w:uiPriority w:val="9"/>
     <w:qFormat/>
+    <w:pPr>
+      <w:outlineLvl w:val="0"/>
+    </w:pPr>
     <w:rPr>
       <w:color w:val="2E74B5"/>
       <w:sz w:val="32"/>
@@ -1227,10 +1522,14 @@
     </w:rPr>
   </w:style>
   <w:style w:type="paragraph" w:styleId="Heading2">
-    <w:name w:val="Heading 2"/>
-    <w:basedOn w:val="Normal"/>
-    <w:next w:val="Normal"/>
+    <w:name w:val="heading 2"/>
+    <w:uiPriority w:val="9"/>
+    <w:semiHidden/>
+    <w:unhideWhenUsed/>
     <w:qFormat/>
+    <w:pPr>
+      <w:outlineLvl w:val="1"/>
+    </w:pPr>
     <w:rPr>
       <w:color w:val="2E74B5"/>
       <w:sz w:val="26"/>
@@ -1238,10 +1537,14 @@
     </w:rPr>
   </w:style>
   <w:style w:type="paragraph" w:styleId="Heading3">
-    <w:name w:val="Heading 3"/>
-    <w:basedOn w:val="Normal"/>
-    <w:next w:val="Normal"/>
+    <w:name w:val="heading 3"/>
+    <w:uiPriority w:val="9"/>
+    <w:semiHidden/>
+    <w:unhideWhenUsed/>
     <w:qFormat/>
+    <w:pPr>
+      <w:outlineLvl w:val="2"/>
+    </w:pPr>
     <w:rPr>
       <w:color w:val="1F4D78"/>
       <w:sz w:val="24"/>
@@ -1249,10 +1552,14 @@
     </w:rPr>
   </w:style>
   <w:style w:type="paragraph" w:styleId="Heading4">
-    <w:name w:val="Heading 4"/>
-    <w:basedOn w:val="Normal"/>
-    <w:next w:val="Normal"/>
+    <w:name w:val="heading 4"/>
+    <w:uiPriority w:val="9"/>
+    <w:semiHidden/>
+    <w:unhideWhenUsed/>
     <w:qFormat/>
+    <w:pPr>
+      <w:outlineLvl w:val="3"/>
+    </w:pPr>
     <w:rPr>
       <w:i/>
       <w:iCs/>
@@ -1260,27 +1567,69 @@
     </w:rPr>
   </w:style>
   <w:style w:type="paragraph" w:styleId="Heading5">
-    <w:name w:val="Heading 5"/>
-    <w:basedOn w:val="Normal"/>
-    <w:next w:val="Normal"/>
+    <w:name w:val="heading 5"/>
+    <w:uiPriority w:val="9"/>
+    <w:semiHidden/>
+    <w:unhideWhenUsed/>
     <w:qFormat/>
+    <w:pPr>
+      <w:outlineLvl w:val="4"/>
+    </w:pPr>
     <w:rPr>
       <w:color w:val="2E74B5"/>
     </w:rPr>
   </w:style>
   <w:style w:type="paragraph" w:styleId="Heading6">
-    <w:name w:val="Heading 6"/>
-    <w:basedOn w:val="Normal"/>
-    <w:next w:val="Normal"/>
+    <w:name w:val="heading 6"/>
+    <w:uiPriority w:val="9"/>
+    <w:semiHidden/>
+    <w:unhideWhenUsed/>
     <w:qFormat/>
+    <w:pPr>
+      <w:outlineLvl w:val="5"/>
+    </w:pPr>
     <w:rPr>
       <w:color w:val="1F4D78"/>
     </w:rPr>
   </w:style>
-  <w:style w:type="paragraph" w:styleId="Strong">
-    <w:name w:val="Strong"/>
-    <w:basedOn w:val="Normal"/>
-    <w:next w:val="Normal"/>
+  <w:style w:type="character" w:default="1" w:styleId="DefaultParagraphFont">
+    <w:name w:val="Default Paragraph Font"/>
+    <w:uiPriority w:val="1"/>
+    <w:semiHidden/>
+    <w:unhideWhenUsed/>
+  </w:style>
+  <w:style w:type="table" w:default="1" w:styleId="TableNormal">
+    <w:name w:val="Normal Table"/>
+    <w:uiPriority w:val="99"/>
+    <w:semiHidden/>
+    <w:unhideWhenUsed/>
+    <w:tblPr>
+      <w:tblInd w:w="0" w:type="dxa"/>
+      <w:tblCellMar>
+        <w:top w:w="0" w:type="dxa"/>
+        <w:left w:w="108" w:type="dxa"/>
+        <w:bottom w:w="0" w:type="dxa"/>
+        <w:right w:w="108" w:type="dxa"/>
+      </w:tblCellMar>
+    </w:tblPr>
+  </w:style>
+  <w:style w:type="numbering" w:default="1" w:styleId="NoList">
+    <w:name w:val="No List"/>
+    <w:uiPriority w:val="99"/>
+    <w:semiHidden/>
+    <w:unhideWhenUsed/>
+  </w:style>
+  <w:style w:type="paragraph" w:styleId="Title">
+    <w:name w:val="Title"/>
+    <w:uiPriority w:val="10"/>
+    <w:qFormat/>
+    <w:rPr>
+      <w:sz w:val="56"/>
+      <w:szCs w:val="56"/>
+    </w:rPr>
+  </w:style>
+  <w:style w:type="paragraph" w:customStyle="1" w:styleId="Strong1">
+    <w:name w:val="Strong1"/>
     <w:qFormat/>
     <w:rPr>
       <w:b/>
@@ -1289,12 +1638,10 @@
   </w:style>
   <w:style w:type="paragraph" w:styleId="ListParagraph">
     <w:name w:val="List Paragraph"/>
-    <w:basedOn w:val="Normal"/>
     <w:qFormat/>
   </w:style>
   <w:style w:type="character" w:styleId="Hyperlink">
     <w:name w:val="Hyperlink"/>
-    <w:basedOn w:val="DefaultParagraphFont"/>
     <w:uiPriority w:val="99"/>
     <w:unhideWhenUsed/>
     <w:rPr>
@@ -1304,7 +1651,6 @@
   </w:style>
   <w:style w:type="character" w:styleId="FootnoteReference">
     <w:name w:val="footnote reference"/>
-    <w:basedOn w:val="DefaultParagraphFont"/>
     <w:uiPriority w:val="99"/>
     <w:semiHidden/>
     <w:unhideWhenUsed/>
@@ -1314,22 +1660,13 @@
   </w:style>
   <w:style w:type="paragraph" w:styleId="FootnoteText">
     <w:name w:val="footnote text"/>
-    <w:basedOn w:val="Normal"/>
     <w:link w:val="FootnoteTextChar"/>
     <w:uiPriority w:val="99"/>
     <w:semiHidden/>
     <w:unhideWhenUsed/>
-    <w:pPr>
-      <w:spacing w:after="0" w:line="240" w:lineRule="auto"/>
-    </w:pPr>
-    <w:rPr>
-      <w:sz w:val="20"/>
-      <w:szCs w:val="20"/>
-    </w:rPr>
   </w:style>
-  <w:style w:type="character" w:styleId="FootnoteTextChar">
+  <w:style w:type="character" w:customStyle="1" w:styleId="FootnoteTextChar">
     <w:name w:val="Footnote Text Char"/>
-    <w:basedOn w:val="DefaultParagraphFont"/>
     <w:link w:val="FootnoteText"/>
     <w:uiPriority w:val="99"/>
     <w:semiHidden/>
@@ -1341,7 +1678,6 @@
   </w:style>
   <w:style w:type="character" w:styleId="EndnoteReference">
     <w:name w:val="endnote reference"/>
-    <w:basedOn w:val="DefaultParagraphFont"/>
     <w:uiPriority w:val="99"/>
     <w:semiHidden/>
     <w:unhideWhenUsed/>
@@ -1351,22 +1687,13 @@
   </w:style>
   <w:style w:type="paragraph" w:styleId="EndnoteText">
     <w:name w:val="endnote text"/>
-    <w:basedOn w:val="Normal"/>
     <w:link w:val="EndnoteTextChar"/>
     <w:uiPriority w:val="99"/>
     <w:semiHidden/>
     <w:unhideWhenUsed/>
-    <w:pPr>
-      <w:spacing w:after="0" w:line="240" w:lineRule="auto"/>
-    </w:pPr>
-    <w:rPr>
-      <w:sz w:val="20"/>
-      <w:szCs w:val="20"/>
-    </w:rPr>
   </w:style>
-  <w:style w:type="character" w:styleId="EndnoteTextChar">
+  <w:style w:type="character" w:customStyle="1" w:styleId="EndnoteTextChar">
     <w:name w:val="Endnote Text Char"/>
-    <w:basedOn w:val="DefaultParagraphFont"/>
     <w:link w:val="EndnoteText"/>
     <w:uiPriority w:val="99"/>
     <w:semiHidden/>
@@ -1377,4 +1704,299 @@
     </w:rPr>
   </w:style>
 </w:styles>
+</file>
+
+<file path=word/theme/theme1.xml><?xml version="1.0" encoding="utf-8"?>
+<a:theme xmlns:a="http://schemas.openxmlformats.org/drawingml/2006/main" name="Office Theme">
+  <a:themeElements>
+    <a:clrScheme name="Office">
+      <a:dk1>
+        <a:sysClr val="windowText" lastClr="000000"/>
+      </a:dk1>
+      <a:lt1>
+        <a:sysClr val="window" lastClr="FFFFFF"/>
+      </a:lt1>
+      <a:dk2>
+        <a:srgbClr val="44546A"/>
+      </a:dk2>
+      <a:lt2>
+        <a:srgbClr val="E7E6E6"/>
+      </a:lt2>
+      <a:accent1>
+        <a:srgbClr val="4472C4"/>
+      </a:accent1>
+      <a:accent2>
+        <a:srgbClr val="ED7D31"/>
+      </a:accent2>
+      <a:accent3>
+        <a:srgbClr val="A5A5A5"/>
+      </a:accent3>
+      <a:accent4>
+        <a:srgbClr val="FFC000"/>
+      </a:accent4>
+      <a:accent5>
+        <a:srgbClr val="5B9BD5"/>
+      </a:accent5>
+      <a:accent6>
+        <a:srgbClr val="70AD47"/>
+      </a:accent6>
+      <a:hlink>
+        <a:srgbClr val="0563C1"/>
+      </a:hlink>
+      <a:folHlink>
+        <a:srgbClr val="954F72"/>
+      </a:folHlink>
+    </a:clrScheme>
+    <a:fontScheme name="Office">
+      <a:majorFont>
+        <a:latin typeface="Calibri Light" panose="020F0302020204030204"/>
+        <a:ea typeface=""/>
+        <a:cs typeface=""/>
+        <a:font script="Jpan" typeface="游ゴシック Light"/>
+        <a:font script="Hang" typeface="맑은 고딕"/>
+        <a:font script="Hans" typeface="等线 Light"/>
+        <a:font script="Hant" typeface="新細明體"/>
+        <a:font script="Arab" typeface="Times New Roman"/>
+        <a:font script="Hebr" typeface="Times New Roman"/>
+        <a:font script="Thai" typeface="Angsana New"/>
+        <a:font script="Ethi" typeface="Nyala"/>
+        <a:font script="Beng" typeface="Vrinda"/>
+        <a:font script="Gujr" typeface="Shruti"/>
+        <a:font script="Khmr" typeface="MoolBoran"/>
+        <a:font script="Knda" typeface="Tunga"/>
+        <a:font script="Guru" typeface="Raavi"/>
+        <a:font script="Cans" typeface="Euphemia"/>
+        <a:font script="Cher" typeface="Plantagenet Cherokee"/>
+        <a:font script="Yiii" typeface="Microsoft Yi Baiti"/>
+        <a:font script="Tibt" typeface="Microsoft Himalaya"/>
+        <a:font script="Thaa" typeface="MV Boli"/>
+        <a:font script="Deva" typeface="Mangal"/>
+        <a:font script="Telu" typeface="Gautami"/>
+        <a:font script="Taml" typeface="Latha"/>
+        <a:font script="Syrc" typeface="Estrangelo Edessa"/>
+        <a:font script="Orya" typeface="Kalinga"/>
+        <a:font script="Mlym" typeface="Kartika"/>
+        <a:font script="Laoo" typeface="DokChampa"/>
+        <a:font script="Sinh" typeface="Iskoola Pota"/>
+        <a:font script="Mong" typeface="Mongolian Baiti"/>
+        <a:font script="Viet" typeface="Times New Roman"/>
+        <a:font script="Uigh" typeface="Microsoft Uighur"/>
+        <a:font script="Geor" typeface="Sylfaen"/>
+        <a:font script="Armn" typeface="Arial"/>
+        <a:font script="Bugi" typeface="Leelawadee UI"/>
+        <a:font script="Bopo" typeface="Microsoft JhengHei"/>
+        <a:font script="Java" typeface="Javanese Text"/>
+        <a:font script="Lisu" typeface="Segoe UI"/>
+        <a:font script="Mymr" typeface="Myanmar Text"/>
+        <a:font script="Nkoo" typeface="Ebrima"/>
+        <a:font script="Olck" typeface="Nirmala UI"/>
+        <a:font script="Osma" typeface="Ebrima"/>
+        <a:font script="Phag" typeface="Phagspa"/>
+        <a:font script="Syrn" typeface="Estrangelo Edessa"/>
+        <a:font script="Syrj" typeface="Estrangelo Edessa"/>
+        <a:font script="Syre" typeface="Estrangelo Edessa"/>
+        <a:font script="Sora" typeface="Nirmala UI"/>
+        <a:font script="Tale" typeface="Microsoft Tai Le"/>
+        <a:font script="Talu" typeface="Microsoft New Tai Lue"/>
+        <a:font script="Tfng" typeface="Ebrima"/>
+      </a:majorFont>
+      <a:minorFont>
+        <a:latin typeface="Calibri" panose="020F0502020204030204"/>
+        <a:ea typeface=""/>
+        <a:cs typeface=""/>
+        <a:font script="Jpan" typeface="游明朝"/>
+        <a:font script="Hang" typeface="맑은 고딕"/>
+        <a:font script="Hans" typeface="等线"/>
+        <a:font script="Hant" typeface="新細明體"/>
+        <a:font script="Arab" typeface="Arial"/>
+        <a:font script="Hebr" typeface="Arial"/>
+        <a:font script="Thai" typeface="Cordia New"/>
+        <a:font script="Ethi" typeface="Nyala"/>
+        <a:font script="Beng" typeface="Vrinda"/>
+        <a:font script="Gujr" typeface="Shruti"/>
+        <a:font script="Khmr" typeface="DaunPenh"/>
+        <a:font script="Knda" typeface="Tunga"/>
+        <a:font script="Guru" typeface="Raavi"/>
+        <a:font script="Cans" typeface="Euphemia"/>
+        <a:font script="Cher" typeface="Plantagenet Cherokee"/>
+        <a:font script="Yiii" typeface="Microsoft Yi Baiti"/>
+        <a:font script="Tibt" typeface="Microsoft Himalaya"/>
+        <a:font script="Thaa" typeface="MV Boli"/>
+        <a:font script="Deva" typeface="Mangal"/>
+        <a:font script="Telu" typeface="Gautami"/>
+        <a:font script="Taml" typeface="Latha"/>
+        <a:font script="Syrc" typeface="Estrangelo Edessa"/>
+        <a:font script="Orya" typeface="Kalinga"/>
+        <a:font script="Mlym" typeface="Kartika"/>
+        <a:font script="Laoo" typeface="DokChampa"/>
+        <a:font script="Sinh" typeface="Iskoola Pota"/>
+        <a:font script="Mong" typeface="Mongolian Baiti"/>
+        <a:font script="Viet" typeface="Arial"/>
+        <a:font script="Uigh" typeface="Microsoft Uighur"/>
+        <a:font script="Geor" typeface="Sylfaen"/>
+        <a:font script="Armn" typeface="Arial"/>
+        <a:font script="Bugi" typeface="Leelawadee UI"/>
+        <a:font script="Bopo" typeface="Microsoft JhengHei"/>
+        <a:font script="Java" typeface="Javanese Text"/>
+        <a:font script="Lisu" typeface="Segoe UI"/>
+        <a:font script="Mymr" typeface="Myanmar Text"/>
+        <a:font script="Nkoo" typeface="Ebrima"/>
+        <a:font script="Olck" typeface="Nirmala UI"/>
+        <a:font script="Osma" typeface="Ebrima"/>
+        <a:font script="Phag" typeface="Phagspa"/>
+        <a:font script="Syrn" typeface="Estrangelo Edessa"/>
+        <a:font script="Syrj" typeface="Estrangelo Edessa"/>
+        <a:font script="Syre" typeface="Estrangelo Edessa"/>
+        <a:font script="Sora" typeface="Nirmala UI"/>
+        <a:font script="Tale" typeface="Microsoft Tai Le"/>
+        <a:font script="Talu" typeface="Microsoft New Tai Lue"/>
+        <a:font script="Tfng" typeface="Ebrima"/>
+      </a:minorFont>
+    </a:fontScheme>
+    <a:fmtScheme name="Office">
+      <a:fillStyleLst>
+        <a:solidFill>
+          <a:schemeClr val="phClr"/>
+        </a:solidFill>
+        <a:gradFill rotWithShape="1">
+          <a:gsLst>
+            <a:gs pos="0">
+              <a:schemeClr val="phClr">
+                <a:lumMod val="110000"/>
+                <a:satMod val="105000"/>
+                <a:tint val="67000"/>
+              </a:schemeClr>
+            </a:gs>
+            <a:gs pos="50000">
+              <a:schemeClr val="phClr">
+                <a:lumMod val="105000"/>
+                <a:satMod val="103000"/>
+                <a:tint val="73000"/>
+              </a:schemeClr>
+            </a:gs>
+            <a:gs pos="100000">
+              <a:schemeClr val="phClr">
+                <a:lumMod val="105000"/>
+                <a:satMod val="109000"/>
+                <a:tint val="81000"/>
+              </a:schemeClr>
+            </a:gs>
+          </a:gsLst>
+          <a:lin ang="5400000" scaled="0"/>
+        </a:gradFill>
+        <a:gradFill rotWithShape="1">
+          <a:gsLst>
+            <a:gs pos="0">
+              <a:schemeClr val="phClr">
+                <a:satMod val="103000"/>
+                <a:lumMod val="102000"/>
+                <a:tint val="94000"/>
+              </a:schemeClr>
+            </a:gs>
+            <a:gs pos="50000">
+              <a:schemeClr val="phClr">
+                <a:satMod val="110000"/>
+                <a:lumMod val="100000"/>
+                <a:shade val="100000"/>
+              </a:schemeClr>
+            </a:gs>
+            <a:gs pos="100000">
+              <a:schemeClr val="phClr">
+                <a:lumMod val="99000"/>
+                <a:satMod val="120000"/>
+                <a:shade val="78000"/>
+              </a:schemeClr>
+            </a:gs>
+          </a:gsLst>
+          <a:lin ang="5400000" scaled="0"/>
+        </a:gradFill>
+      </a:fillStyleLst>
+      <a:lnStyleLst>
+        <a:ln w="6350" cap="flat" cmpd="sng" algn="ctr">
+          <a:solidFill>
+            <a:schemeClr val="phClr"/>
+          </a:solidFill>
+          <a:prstDash val="solid"/>
+          <a:miter lim="800000"/>
+        </a:ln>
+        <a:ln w="12700" cap="flat" cmpd="sng" algn="ctr">
+          <a:solidFill>
+            <a:schemeClr val="phClr"/>
+          </a:solidFill>
+          <a:prstDash val="solid"/>
+          <a:miter lim="800000"/>
+        </a:ln>
+        <a:ln w="19050" cap="flat" cmpd="sng" algn="ctr">
+          <a:solidFill>
+            <a:schemeClr val="phClr"/>
+          </a:solidFill>
+          <a:prstDash val="solid"/>
+          <a:miter lim="800000"/>
+        </a:ln>
+      </a:lnStyleLst>
+      <a:effectStyleLst>
+        <a:effectStyle>
+          <a:effectLst/>
+        </a:effectStyle>
+        <a:effectStyle>
+          <a:effectLst/>
+        </a:effectStyle>
+        <a:effectStyle>
+          <a:effectLst>
+            <a:outerShdw blurRad="57150" dist="19050" dir="5400000" algn="ctr" rotWithShape="0">
+              <a:srgbClr val="000000">
+                <a:alpha val="63000"/>
+              </a:srgbClr>
+            </a:outerShdw>
+          </a:effectLst>
+        </a:effectStyle>
+      </a:effectStyleLst>
+      <a:bgFillStyleLst>
+        <a:solidFill>
+          <a:schemeClr val="phClr"/>
+        </a:solidFill>
+        <a:solidFill>
+          <a:schemeClr val="phClr">
+            <a:tint val="95000"/>
+            <a:satMod val="170000"/>
+          </a:schemeClr>
+        </a:solidFill>
+        <a:gradFill rotWithShape="1">
+          <a:gsLst>
+            <a:gs pos="0">
+              <a:schemeClr val="phClr">
+                <a:tint val="93000"/>
+                <a:satMod val="150000"/>
+                <a:shade val="98000"/>
+                <a:lumMod val="102000"/>
+              </a:schemeClr>
+            </a:gs>
+            <a:gs pos="50000">
+              <a:schemeClr val="phClr">
+                <a:tint val="98000"/>
+                <a:satMod val="130000"/>
+                <a:shade val="90000"/>
+                <a:lumMod val="103000"/>
+              </a:schemeClr>
+            </a:gs>
+            <a:gs pos="100000">
+              <a:schemeClr val="phClr">
+                <a:shade val="63000"/>
+                <a:satMod val="120000"/>
+              </a:schemeClr>
+            </a:gs>
+          </a:gsLst>
+          <a:lin ang="5400000" scaled="0"/>
+        </a:gradFill>
+      </a:bgFillStyleLst>
+    </a:fmtScheme>
+  </a:themeElements>
+  <a:objectDefaults/>
+  <a:extraClrSchemeLst/>
+  <a:extLst>
+    <a:ext uri="{05A4C25C-085E-4340-85A3-A5531E510DB2}">
+      <thm15:themeFamily xmlns:thm15="http://schemas.microsoft.com/office/thememl/2012/main" name="Office Theme" id="{62F939B6-93AF-4DB8-9C6B-D6C7DFDC589F}" vid="{4A3C46E8-61CC-4603-A589-7422A47A8E4A}"/>
+    </a:ext>
+  </a:extLst>
+</a:theme>
 </file>
--- a/Saif_Hegazy_Resume (3).docx
+++ b/Saif_Hegazy_Resume (3).docx
@@ -836,7 +836,14 @@
           <w:rFonts w:ascii="Calibri" w:eastAsia="Calibri" w:hAnsi="Calibri" w:cs="Calibri"/>
           <w:color w:val="555555"/>
         </w:rPr>
-        <w:t>june</w:t>
+        <w:t>J</w:t>
+      </w:r>
+      <w:r>
+        <w:rPr>
+          <w:rFonts w:ascii="Calibri" w:eastAsia="Calibri" w:hAnsi="Calibri" w:cs="Calibri"/>
+          <w:color w:val="555555"/>
+        </w:rPr>
+        <w:t>une</w:t>
       </w:r>
       <w:r>
         <w:rPr>
